--- a/Documentacion_Carrito_de_Compras.docx
+++ b/Documentacion_Carrito_de_Compras.docx
@@ -116,7 +116,7 @@
         <w:rPr>
           <w:sz w:val="24"/>
         </w:rPr>
-        <w:t>Fecha: 11 de septiembre de 2026</w:t>
+        <w:t>Fecha: 20 de septiembre de 2026</w:t>
       </w:r>
     </w:p>
     <w:p>
@@ -2581,7 +2581,7 @@
               <w:rPr>
                 <w:sz w:val="20"/>
               </w:rPr>
-              <w:t>Mensaje "Gracias por usar el programa. Hasta pronto!" y fin de la ejecucion.</w:t>
+              <w:t>Mensajes "Gracias por usar el programa", "Hasta pronto!" y "Programa finalizado".</w:t>
             </w:r>
           </w:p>
         </w:tc>
@@ -3770,7 +3770,7 @@
               <a:graphicData uri="http://schemas.openxmlformats.org/drawingml/2006/picture">
                 <pic:pic>
                   <pic:nvPicPr>
-                    <pic:cNvPr id="0" name="uml.png"/>
+                    <pic:cNvPr id="0" name="uml_carrito.png"/>
                     <pic:cNvPicPr/>
                   </pic:nvPicPr>
                   <pic:blipFill>
@@ -4564,7 +4564,7 @@
           <w:rFonts w:ascii="Courier New" w:hAnsi="Courier New" w:eastAsia="Courier New"/>
           <w:sz w:val="16"/>
         </w:rPr>
-        <w:t xml:space="preserve">            Producto(6, "Laptop", "Electronica", 12500),</w:t>
+        <w:t xml:space="preserve">        ]</w:t>
       </w:r>
     </w:p>
     <w:p>
@@ -4576,7 +4576,7 @@
           <w:rFonts w:ascii="Courier New" w:hAnsi="Courier New" w:eastAsia="Courier New"/>
           <w:sz w:val="16"/>
         </w:rPr>
-        <w:t xml:space="preserve">        ]</w:t>
+        <w:t xml:space="preserve"> </w:t>
       </w:r>
     </w:p>
     <w:p>
@@ -4588,6 +4588,102 @@
           <w:rFonts w:ascii="Courier New" w:hAnsi="Courier New" w:eastAsia="Courier New"/>
           <w:sz w:val="16"/>
         </w:rPr>
+        <w:t xml:space="preserve">    def mostrar(self):</w:t>
+      </w:r>
+    </w:p>
+    <w:p>
+      <w:pPr>
+        <w:spacing w:after="0" w:before="0"/>
+      </w:pPr>
+      <w:r>
+        <w:rPr>
+          <w:rFonts w:ascii="Courier New" w:hAnsi="Courier New" w:eastAsia="Courier New"/>
+          <w:sz w:val="16"/>
+        </w:rPr>
+        <w:t xml:space="preserve">        print("\n=== CATALOGO DE PRODUCTOS ===")</w:t>
+      </w:r>
+    </w:p>
+    <w:p>
+      <w:pPr>
+        <w:spacing w:after="0" w:before="0"/>
+      </w:pPr>
+      <w:r>
+        <w:rPr>
+          <w:rFonts w:ascii="Courier New" w:hAnsi="Courier New" w:eastAsia="Courier New"/>
+          <w:sz w:val="16"/>
+        </w:rPr>
+        <w:t xml:space="preserve">        print("  " + "-" * 46)</w:t>
+      </w:r>
+    </w:p>
+    <w:p>
+      <w:pPr>
+        <w:spacing w:after="0" w:before="0"/>
+      </w:pPr>
+      <w:r>
+        <w:rPr>
+          <w:rFonts w:ascii="Courier New" w:hAnsi="Courier New" w:eastAsia="Courier New"/>
+          <w:sz w:val="16"/>
+        </w:rPr>
+        <w:t xml:space="preserve">        print("  ID | Producto     | Categoria      | Precio")</w:t>
+      </w:r>
+    </w:p>
+    <w:p>
+      <w:pPr>
+        <w:spacing w:after="0" w:before="0"/>
+      </w:pPr>
+      <w:r>
+        <w:rPr>
+          <w:rFonts w:ascii="Courier New" w:hAnsi="Courier New" w:eastAsia="Courier New"/>
+          <w:sz w:val="16"/>
+        </w:rPr>
+        <w:t xml:space="preserve">        print("  " + "-" * 46)</w:t>
+      </w:r>
+    </w:p>
+    <w:p>
+      <w:pPr>
+        <w:spacing w:after="0" w:before="0"/>
+      </w:pPr>
+      <w:r>
+        <w:rPr>
+          <w:rFonts w:ascii="Courier New" w:hAnsi="Courier New" w:eastAsia="Courier New"/>
+          <w:sz w:val="16"/>
+        </w:rPr>
+        <w:t xml:space="preserve">        for p in self.productos:</w:t>
+      </w:r>
+    </w:p>
+    <w:p>
+      <w:pPr>
+        <w:spacing w:after="0" w:before="0"/>
+      </w:pPr>
+      <w:r>
+        <w:rPr>
+          <w:rFonts w:ascii="Courier New" w:hAnsi="Courier New" w:eastAsia="Courier New"/>
+          <w:sz w:val="16"/>
+        </w:rPr>
+        <w:t xml:space="preserve">            print(f"  {p.id_producto:&lt;3}| {p.nombre:&lt;13}| {p.categoria:&lt;15}| ${p.precio}")</w:t>
+      </w:r>
+    </w:p>
+    <w:p>
+      <w:pPr>
+        <w:spacing w:after="0" w:before="0"/>
+      </w:pPr>
+      <w:r>
+        <w:rPr>
+          <w:rFonts w:ascii="Courier New" w:hAnsi="Courier New" w:eastAsia="Courier New"/>
+          <w:sz w:val="16"/>
+        </w:rPr>
+        <w:t xml:space="preserve">        print("  " + "-" * 46)</w:t>
+      </w:r>
+    </w:p>
+    <w:p>
+      <w:pPr>
+        <w:spacing w:after="0" w:before="0"/>
+      </w:pPr>
+      <w:r>
+        <w:rPr>
+          <w:rFonts w:ascii="Courier New" w:hAnsi="Courier New" w:eastAsia="Courier New"/>
+          <w:sz w:val="16"/>
+        </w:rPr>
         <w:t xml:space="preserve"> </w:t>
       </w:r>
     </w:p>
@@ -4600,6 +4696,594 @@
           <w:rFonts w:ascii="Courier New" w:hAnsi="Courier New" w:eastAsia="Courier New"/>
           <w:sz w:val="16"/>
         </w:rPr>
+        <w:t xml:space="preserve">    def buscar(self, dato):</w:t>
+      </w:r>
+    </w:p>
+    <w:p>
+      <w:pPr>
+        <w:spacing w:after="0" w:before="0"/>
+      </w:pPr>
+      <w:r>
+        <w:rPr>
+          <w:rFonts w:ascii="Courier New" w:hAnsi="Courier New" w:eastAsia="Courier New"/>
+          <w:sz w:val="16"/>
+        </w:rPr>
+        <w:t xml:space="preserve">        """Busca un producto por su ID (si se escribe un numero)</w:t>
+      </w:r>
+    </w:p>
+    <w:p>
+      <w:pPr>
+        <w:spacing w:after="0" w:before="0"/>
+      </w:pPr>
+      <w:r>
+        <w:rPr>
+          <w:rFonts w:ascii="Courier New" w:hAnsi="Courier New" w:eastAsia="Courier New"/>
+          <w:sz w:val="16"/>
+        </w:rPr>
+        <w:t xml:space="preserve">        o por su nombre. Regresa el producto o None si no existe."""</w:t>
+      </w:r>
+    </w:p>
+    <w:p>
+      <w:pPr>
+        <w:spacing w:after="0" w:before="0"/>
+      </w:pPr>
+      <w:r>
+        <w:rPr>
+          <w:rFonts w:ascii="Courier New" w:hAnsi="Courier New" w:eastAsia="Courier New"/>
+          <w:sz w:val="16"/>
+        </w:rPr>
+        <w:t xml:space="preserve">        dato = dato.strip()          # quita los espacios de sobra</w:t>
+      </w:r>
+    </w:p>
+    <w:p>
+      <w:pPr>
+        <w:spacing w:after="0" w:before="0"/>
+      </w:pPr>
+      <w:r>
+        <w:rPr>
+          <w:rFonts w:ascii="Courier New" w:hAnsi="Courier New" w:eastAsia="Courier New"/>
+          <w:sz w:val="16"/>
+        </w:rPr>
+        <w:t xml:space="preserve">        for p in self.productos:</w:t>
+      </w:r>
+    </w:p>
+    <w:p>
+      <w:pPr>
+        <w:spacing w:after="0" w:before="0"/>
+      </w:pPr>
+      <w:r>
+        <w:rPr>
+          <w:rFonts w:ascii="Courier New" w:hAnsi="Courier New" w:eastAsia="Courier New"/>
+          <w:sz w:val="16"/>
+        </w:rPr>
+        <w:t xml:space="preserve">            if dato.isdigit() and p.id_producto == int(dato):</w:t>
+      </w:r>
+    </w:p>
+    <w:p>
+      <w:pPr>
+        <w:spacing w:after="0" w:before="0"/>
+      </w:pPr>
+      <w:r>
+        <w:rPr>
+          <w:rFonts w:ascii="Courier New" w:hAnsi="Courier New" w:eastAsia="Courier New"/>
+          <w:sz w:val="16"/>
+        </w:rPr>
+        <w:t xml:space="preserve">                return p</w:t>
+      </w:r>
+    </w:p>
+    <w:p>
+      <w:pPr>
+        <w:spacing w:after="0" w:before="0"/>
+      </w:pPr>
+      <w:r>
+        <w:rPr>
+          <w:rFonts w:ascii="Courier New" w:hAnsi="Courier New" w:eastAsia="Courier New"/>
+          <w:sz w:val="16"/>
+        </w:rPr>
+        <w:t xml:space="preserve">            if p.nombre.lower() == dato.lower():</w:t>
+      </w:r>
+    </w:p>
+    <w:p>
+      <w:pPr>
+        <w:spacing w:after="0" w:before="0"/>
+      </w:pPr>
+      <w:r>
+        <w:rPr>
+          <w:rFonts w:ascii="Courier New" w:hAnsi="Courier New" w:eastAsia="Courier New"/>
+          <w:sz w:val="16"/>
+        </w:rPr>
+        <w:t xml:space="preserve">                return p</w:t>
+      </w:r>
+    </w:p>
+    <w:p>
+      <w:pPr>
+        <w:spacing w:after="0" w:before="0"/>
+      </w:pPr>
+      <w:r>
+        <w:rPr>
+          <w:rFonts w:ascii="Courier New" w:hAnsi="Courier New" w:eastAsia="Courier New"/>
+          <w:sz w:val="16"/>
+        </w:rPr>
+        <w:t xml:space="preserve">        return None</w:t>
+      </w:r>
+    </w:p>
+    <w:p>
+      <w:pPr>
+        <w:spacing w:after="0" w:before="0"/>
+      </w:pPr>
+      <w:r>
+        <w:rPr>
+          <w:rFonts w:ascii="Courier New" w:hAnsi="Courier New" w:eastAsia="Courier New"/>
+          <w:sz w:val="16"/>
+        </w:rPr>
+        <w:t xml:space="preserve"> </w:t>
+      </w:r>
+    </w:p>
+    <w:p>
+      <w:pPr>
+        <w:spacing w:after="0" w:before="0"/>
+      </w:pPr>
+      <w:r>
+        <w:rPr>
+          <w:rFonts w:ascii="Courier New" w:hAnsi="Courier New" w:eastAsia="Courier New"/>
+          <w:sz w:val="16"/>
+        </w:rPr>
+        <w:t xml:space="preserve"> </w:t>
+      </w:r>
+    </w:p>
+    <w:p>
+      <w:pPr>
+        <w:spacing w:after="0" w:before="0"/>
+      </w:pPr>
+      <w:r>
+        <w:rPr>
+          <w:rFonts w:ascii="Courier New" w:hAnsi="Courier New" w:eastAsia="Courier New"/>
+          <w:sz w:val="16"/>
+        </w:rPr>
+        <w:t>class Carrito:</w:t>
+      </w:r>
+    </w:p>
+    <w:p>
+      <w:pPr>
+        <w:spacing w:after="0" w:before="0"/>
+      </w:pPr>
+      <w:r>
+        <w:rPr>
+          <w:rFonts w:ascii="Courier New" w:hAnsi="Courier New" w:eastAsia="Courier New"/>
+          <w:sz w:val="16"/>
+        </w:rPr>
+        <w:t xml:space="preserve">    """Guarda los productos que el cliente va a comprar en una LISTA."""</w:t>
+      </w:r>
+    </w:p>
+    <w:p>
+      <w:pPr>
+        <w:spacing w:after="0" w:before="0"/>
+      </w:pPr>
+      <w:r>
+        <w:rPr>
+          <w:rFonts w:ascii="Courier New" w:hAnsi="Courier New" w:eastAsia="Courier New"/>
+          <w:sz w:val="16"/>
+        </w:rPr>
+        <w:t xml:space="preserve"> </w:t>
+      </w:r>
+    </w:p>
+    <w:p>
+      <w:pPr>
+        <w:spacing w:after="0" w:before="0"/>
+      </w:pPr>
+      <w:r>
+        <w:rPr>
+          <w:rFonts w:ascii="Courier New" w:hAnsi="Courier New" w:eastAsia="Courier New"/>
+          <w:sz w:val="16"/>
+        </w:rPr>
+        <w:t xml:space="preserve">    def __init__(self):</w:t>
+      </w:r>
+    </w:p>
+    <w:p>
+      <w:pPr>
+        <w:spacing w:after="0" w:before="0"/>
+      </w:pPr>
+      <w:r>
+        <w:rPr>
+          <w:rFonts w:ascii="Courier New" w:hAnsi="Courier New" w:eastAsia="Courier New"/>
+          <w:sz w:val="16"/>
+        </w:rPr>
+        <w:t xml:space="preserve">        self.items = []</w:t>
+      </w:r>
+    </w:p>
+    <w:p>
+      <w:pPr>
+        <w:spacing w:after="0" w:before="0"/>
+      </w:pPr>
+      <w:r>
+        <w:rPr>
+          <w:rFonts w:ascii="Courier New" w:hAnsi="Courier New" w:eastAsia="Courier New"/>
+          <w:sz w:val="16"/>
+        </w:rPr>
+        <w:t xml:space="preserve"> </w:t>
+      </w:r>
+    </w:p>
+    <w:p>
+      <w:pPr>
+        <w:spacing w:after="0" w:before="0"/>
+      </w:pPr>
+      <w:r>
+        <w:rPr>
+          <w:rFonts w:ascii="Courier New" w:hAnsi="Courier New" w:eastAsia="Courier New"/>
+          <w:sz w:val="16"/>
+        </w:rPr>
+        <w:t xml:space="preserve">    def buscar(self, dato):</w:t>
+      </w:r>
+    </w:p>
+    <w:p>
+      <w:pPr>
+        <w:spacing w:after="0" w:before="0"/>
+      </w:pPr>
+      <w:r>
+        <w:rPr>
+          <w:rFonts w:ascii="Courier New" w:hAnsi="Courier New" w:eastAsia="Courier New"/>
+          <w:sz w:val="16"/>
+        </w:rPr>
+        <w:t xml:space="preserve">        """Busca un item del carrito por ID o por nombre del producto."""</w:t>
+      </w:r>
+    </w:p>
+    <w:p>
+      <w:pPr>
+        <w:spacing w:after="0" w:before="0"/>
+      </w:pPr>
+      <w:r>
+        <w:rPr>
+          <w:rFonts w:ascii="Courier New" w:hAnsi="Courier New" w:eastAsia="Courier New"/>
+          <w:sz w:val="16"/>
+        </w:rPr>
+        <w:t xml:space="preserve">        dato = dato.strip()          # quita los espacios de sobra</w:t>
+      </w:r>
+    </w:p>
+    <w:p>
+      <w:pPr>
+        <w:spacing w:after="0" w:before="0"/>
+      </w:pPr>
+      <w:r>
+        <w:rPr>
+          <w:rFonts w:ascii="Courier New" w:hAnsi="Courier New" w:eastAsia="Courier New"/>
+          <w:sz w:val="16"/>
+        </w:rPr>
+        <w:t xml:space="preserve">        for item in self.items:</w:t>
+      </w:r>
+    </w:p>
+    <w:p>
+      <w:pPr>
+        <w:spacing w:after="0" w:before="0"/>
+      </w:pPr>
+      <w:r>
+        <w:rPr>
+          <w:rFonts w:ascii="Courier New" w:hAnsi="Courier New" w:eastAsia="Courier New"/>
+          <w:sz w:val="16"/>
+        </w:rPr>
+        <w:t xml:space="preserve">            if dato.isdigit() and item.producto.id_producto == int(dato):</w:t>
+      </w:r>
+    </w:p>
+    <w:p>
+      <w:pPr>
+        <w:spacing w:after="0" w:before="0"/>
+      </w:pPr>
+      <w:r>
+        <w:rPr>
+          <w:rFonts w:ascii="Courier New" w:hAnsi="Courier New" w:eastAsia="Courier New"/>
+          <w:sz w:val="16"/>
+        </w:rPr>
+        <w:t xml:space="preserve">                return item</w:t>
+      </w:r>
+    </w:p>
+    <w:p>
+      <w:pPr>
+        <w:spacing w:after="0" w:before="0"/>
+      </w:pPr>
+      <w:r>
+        <w:rPr>
+          <w:rFonts w:ascii="Courier New" w:hAnsi="Courier New" w:eastAsia="Courier New"/>
+          <w:sz w:val="16"/>
+        </w:rPr>
+        <w:t xml:space="preserve">            if item.producto.nombre.lower() == dato.lower():</w:t>
+      </w:r>
+    </w:p>
+    <w:p>
+      <w:pPr>
+        <w:spacing w:after="0" w:before="0"/>
+      </w:pPr>
+      <w:r>
+        <w:rPr>
+          <w:rFonts w:ascii="Courier New" w:hAnsi="Courier New" w:eastAsia="Courier New"/>
+          <w:sz w:val="16"/>
+        </w:rPr>
+        <w:t xml:space="preserve">                return item</w:t>
+      </w:r>
+    </w:p>
+    <w:p>
+      <w:pPr>
+        <w:spacing w:after="0" w:before="0"/>
+      </w:pPr>
+      <w:r>
+        <w:rPr>
+          <w:rFonts w:ascii="Courier New" w:hAnsi="Courier New" w:eastAsia="Courier New"/>
+          <w:sz w:val="16"/>
+        </w:rPr>
+        <w:t xml:space="preserve">        return None</w:t>
+      </w:r>
+    </w:p>
+    <w:p>
+      <w:pPr>
+        <w:spacing w:after="0" w:before="0"/>
+      </w:pPr>
+      <w:r>
+        <w:rPr>
+          <w:rFonts w:ascii="Courier New" w:hAnsi="Courier New" w:eastAsia="Courier New"/>
+          <w:sz w:val="16"/>
+        </w:rPr>
+        <w:t xml:space="preserve"> </w:t>
+      </w:r>
+    </w:p>
+    <w:p>
+      <w:pPr>
+        <w:spacing w:after="0" w:before="0"/>
+      </w:pPr>
+      <w:r>
+        <w:rPr>
+          <w:rFonts w:ascii="Courier New" w:hAnsi="Courier New" w:eastAsia="Courier New"/>
+          <w:sz w:val="16"/>
+        </w:rPr>
+        <w:t xml:space="preserve">    def agregar(self, producto, cantidad):</w:t>
+      </w:r>
+    </w:p>
+    <w:p>
+      <w:pPr>
+        <w:spacing w:after="0" w:before="0"/>
+      </w:pPr>
+      <w:r>
+        <w:rPr>
+          <w:rFonts w:ascii="Courier New" w:hAnsi="Courier New" w:eastAsia="Courier New"/>
+          <w:sz w:val="16"/>
+        </w:rPr>
+        <w:t xml:space="preserve">        """Agrega el producto. Si ya estaba en el carrito solo suma la cantidad."""</w:t>
+      </w:r>
+    </w:p>
+    <w:p>
+      <w:pPr>
+        <w:spacing w:after="0" w:before="0"/>
+      </w:pPr>
+      <w:r>
+        <w:rPr>
+          <w:rFonts w:ascii="Courier New" w:hAnsi="Courier New" w:eastAsia="Courier New"/>
+          <w:sz w:val="16"/>
+        </w:rPr>
+        <w:t xml:space="preserve">        item = self.buscar(str(producto.id_producto))</w:t>
+      </w:r>
+    </w:p>
+    <w:p>
+      <w:pPr>
+        <w:spacing w:after="0" w:before="0"/>
+      </w:pPr>
+      <w:r>
+        <w:rPr>
+          <w:rFonts w:ascii="Courier New" w:hAnsi="Courier New" w:eastAsia="Courier New"/>
+          <w:sz w:val="16"/>
+        </w:rPr>
+        <w:t xml:space="preserve">        if item is None:</w:t>
+      </w:r>
+    </w:p>
+    <w:p>
+      <w:pPr>
+        <w:spacing w:after="0" w:before="0"/>
+      </w:pPr>
+      <w:r>
+        <w:rPr>
+          <w:rFonts w:ascii="Courier New" w:hAnsi="Courier New" w:eastAsia="Courier New"/>
+          <w:sz w:val="16"/>
+        </w:rPr>
+        <w:t xml:space="preserve">            self.items.append(ItemCarrito(producto, cantidad))</w:t>
+      </w:r>
+    </w:p>
+    <w:p>
+      <w:pPr>
+        <w:spacing w:after="0" w:before="0"/>
+      </w:pPr>
+      <w:r>
+        <w:rPr>
+          <w:rFonts w:ascii="Courier New" w:hAnsi="Courier New" w:eastAsia="Courier New"/>
+          <w:sz w:val="16"/>
+        </w:rPr>
+        <w:t xml:space="preserve">        else:</w:t>
+      </w:r>
+    </w:p>
+    <w:p>
+      <w:pPr>
+        <w:spacing w:after="0" w:before="0"/>
+      </w:pPr>
+      <w:r>
+        <w:rPr>
+          <w:rFonts w:ascii="Courier New" w:hAnsi="Courier New" w:eastAsia="Courier New"/>
+          <w:sz w:val="16"/>
+        </w:rPr>
+        <w:t xml:space="preserve">            item.cantidad += cantidad</w:t>
+      </w:r>
+    </w:p>
+    <w:p>
+      <w:pPr>
+        <w:spacing w:after="0" w:before="0"/>
+      </w:pPr>
+      <w:r>
+        <w:rPr>
+          <w:rFonts w:ascii="Courier New" w:hAnsi="Courier New" w:eastAsia="Courier New"/>
+          <w:sz w:val="16"/>
+        </w:rPr>
+        <w:t xml:space="preserve"> </w:t>
+      </w:r>
+    </w:p>
+    <w:p>
+      <w:pPr>
+        <w:spacing w:after="0" w:before="0"/>
+      </w:pPr>
+      <w:r>
+        <w:rPr>
+          <w:rFonts w:ascii="Courier New" w:hAnsi="Courier New" w:eastAsia="Courier New"/>
+          <w:sz w:val="16"/>
+        </w:rPr>
+        <w:t xml:space="preserve">    def total(self):</w:t>
+      </w:r>
+    </w:p>
+    <w:p>
+      <w:pPr>
+        <w:spacing w:after="0" w:before="0"/>
+      </w:pPr>
+      <w:r>
+        <w:rPr>
+          <w:rFonts w:ascii="Courier New" w:hAnsi="Courier New" w:eastAsia="Courier New"/>
+          <w:sz w:val="16"/>
+        </w:rPr>
+        <w:t xml:space="preserve">        """Formula: total = suma de todos los subtotales."""</w:t>
+      </w:r>
+    </w:p>
+    <w:p>
+      <w:pPr>
+        <w:spacing w:after="0" w:before="0"/>
+      </w:pPr>
+      <w:r>
+        <w:rPr>
+          <w:rFonts w:ascii="Courier New" w:hAnsi="Courier New" w:eastAsia="Courier New"/>
+          <w:sz w:val="16"/>
+        </w:rPr>
+        <w:t xml:space="preserve">        suma = 0</w:t>
+      </w:r>
+    </w:p>
+    <w:p>
+      <w:pPr>
+        <w:spacing w:after="0" w:before="0"/>
+      </w:pPr>
+      <w:r>
+        <w:rPr>
+          <w:rFonts w:ascii="Courier New" w:hAnsi="Courier New" w:eastAsia="Courier New"/>
+          <w:sz w:val="16"/>
+        </w:rPr>
+        <w:t xml:space="preserve">        for item in self.items:</w:t>
+      </w:r>
+    </w:p>
+    <w:p>
+      <w:pPr>
+        <w:spacing w:after="0" w:before="0"/>
+      </w:pPr>
+      <w:r>
+        <w:rPr>
+          <w:rFonts w:ascii="Courier New" w:hAnsi="Courier New" w:eastAsia="Courier New"/>
+          <w:sz w:val="16"/>
+        </w:rPr>
+        <w:t xml:space="preserve">            suma += item.subtotal()</w:t>
+      </w:r>
+    </w:p>
+    <w:p>
+      <w:pPr>
+        <w:spacing w:after="0" w:before="0"/>
+      </w:pPr>
+      <w:r>
+        <w:rPr>
+          <w:rFonts w:ascii="Courier New" w:hAnsi="Courier New" w:eastAsia="Courier New"/>
+          <w:sz w:val="16"/>
+        </w:rPr>
+        <w:t xml:space="preserve">        return suma</w:t>
+      </w:r>
+    </w:p>
+    <w:p>
+      <w:pPr>
+        <w:spacing w:after="0" w:before="0"/>
+      </w:pPr>
+      <w:r>
+        <w:rPr>
+          <w:rFonts w:ascii="Courier New" w:hAnsi="Courier New" w:eastAsia="Courier New"/>
+          <w:sz w:val="16"/>
+        </w:rPr>
+        <w:t xml:space="preserve"> </w:t>
+      </w:r>
+    </w:p>
+    <w:p>
+      <w:pPr>
+        <w:spacing w:after="0" w:before="0"/>
+      </w:pPr>
+      <w:r>
+        <w:rPr>
+          <w:rFonts w:ascii="Courier New" w:hAnsi="Courier New" w:eastAsia="Courier New"/>
+          <w:sz w:val="16"/>
+        </w:rPr>
+        <w:t xml:space="preserve">    def total_articulos(self):</w:t>
+      </w:r>
+    </w:p>
+    <w:p>
+      <w:pPr>
+        <w:spacing w:after="0" w:before="0"/>
+      </w:pPr>
+      <w:r>
+        <w:rPr>
+          <w:rFonts w:ascii="Courier New" w:hAnsi="Courier New" w:eastAsia="Courier New"/>
+          <w:sz w:val="16"/>
+        </w:rPr>
+        <w:t xml:space="preserve">        suma = 0</w:t>
+      </w:r>
+    </w:p>
+    <w:p>
+      <w:pPr>
+        <w:spacing w:after="0" w:before="0"/>
+      </w:pPr>
+      <w:r>
+        <w:rPr>
+          <w:rFonts w:ascii="Courier New" w:hAnsi="Courier New" w:eastAsia="Courier New"/>
+          <w:sz w:val="16"/>
+        </w:rPr>
+        <w:t xml:space="preserve">        for item in self.items:</w:t>
+      </w:r>
+    </w:p>
+    <w:p>
+      <w:pPr>
+        <w:spacing w:after="0" w:before="0"/>
+      </w:pPr>
+      <w:r>
+        <w:rPr>
+          <w:rFonts w:ascii="Courier New" w:hAnsi="Courier New" w:eastAsia="Courier New"/>
+          <w:sz w:val="16"/>
+        </w:rPr>
+        <w:t xml:space="preserve">            suma += item.cantidad</w:t>
+      </w:r>
+    </w:p>
+    <w:p>
+      <w:pPr>
+        <w:spacing w:after="0" w:before="0"/>
+      </w:pPr>
+      <w:r>
+        <w:rPr>
+          <w:rFonts w:ascii="Courier New" w:hAnsi="Courier New" w:eastAsia="Courier New"/>
+          <w:sz w:val="16"/>
+        </w:rPr>
+        <w:t xml:space="preserve">        return suma</w:t>
+      </w:r>
+    </w:p>
+    <w:p>
+      <w:pPr>
+        <w:spacing w:after="0" w:before="0"/>
+      </w:pPr>
+      <w:r>
+        <w:rPr>
+          <w:rFonts w:ascii="Courier New" w:hAnsi="Courier New" w:eastAsia="Courier New"/>
+          <w:sz w:val="16"/>
+        </w:rPr>
+        <w:t xml:space="preserve"> </w:t>
+      </w:r>
+    </w:p>
+    <w:p>
+      <w:pPr>
+        <w:spacing w:after="0" w:before="0"/>
+      </w:pPr>
+      <w:r>
+        <w:rPr>
+          <w:rFonts w:ascii="Courier New" w:hAnsi="Courier New" w:eastAsia="Courier New"/>
+          <w:sz w:val="16"/>
+        </w:rPr>
         <w:t xml:space="preserve">    def mostrar(self):</w:t>
       </w:r>
     </w:p>
@@ -4612,7 +5296,7 @@
           <w:rFonts w:ascii="Courier New" w:hAnsi="Courier New" w:eastAsia="Courier New"/>
           <w:sz w:val="16"/>
         </w:rPr>
-        <w:t xml:space="preserve">        print("\n=== CATALOGO DE PRODUCTOS ===")</w:t>
+        <w:t xml:space="preserve">        print("\n=== CARRITO DE COMPRAS ===")</w:t>
       </w:r>
     </w:p>
     <w:p>
@@ -4624,7 +5308,7 @@
           <w:rFonts w:ascii="Courier New" w:hAnsi="Courier New" w:eastAsia="Courier New"/>
           <w:sz w:val="16"/>
         </w:rPr>
-        <w:t xml:space="preserve">        print("  ID | Producto     | Categoria      | Precio")</w:t>
+        <w:t xml:space="preserve">        if len(self.items) == 0:</w:t>
       </w:r>
     </w:p>
     <w:p>
@@ -4636,7 +5320,7 @@
           <w:rFonts w:ascii="Courier New" w:hAnsi="Courier New" w:eastAsia="Courier New"/>
           <w:sz w:val="16"/>
         </w:rPr>
-        <w:t xml:space="preserve">        print("  " + "-" * 46)</w:t>
+        <w:t xml:space="preserve">            print("  El carrito esta vacio.")</w:t>
       </w:r>
     </w:p>
     <w:p>
@@ -4648,7 +5332,7 @@
           <w:rFonts w:ascii="Courier New" w:hAnsi="Courier New" w:eastAsia="Courier New"/>
           <w:sz w:val="16"/>
         </w:rPr>
-        <w:t xml:space="preserve">        for p in self.productos:</w:t>
+        <w:t xml:space="preserve">            return</w:t>
       </w:r>
     </w:p>
     <w:p>
@@ -4660,7 +5344,7 @@
           <w:rFonts w:ascii="Courier New" w:hAnsi="Courier New" w:eastAsia="Courier New"/>
           <w:sz w:val="16"/>
         </w:rPr>
-        <w:t xml:space="preserve">            print(f"  {p.id_producto:&lt;3}| {p.nombre:&lt;13}| {p.categoria:&lt;15}| ${p.precio}")</w:t>
+        <w:t xml:space="preserve">        print("  " + "-" * 48)</w:t>
       </w:r>
     </w:p>
     <w:p>
@@ -4672,6 +5356,90 @@
           <w:rFonts w:ascii="Courier New" w:hAnsi="Courier New" w:eastAsia="Courier New"/>
           <w:sz w:val="16"/>
         </w:rPr>
+        <w:t xml:space="preserve">        print("  ID | Producto     | Precio | Cant. | Subtotal")</w:t>
+      </w:r>
+    </w:p>
+    <w:p>
+      <w:pPr>
+        <w:spacing w:after="0" w:before="0"/>
+      </w:pPr>
+      <w:r>
+        <w:rPr>
+          <w:rFonts w:ascii="Courier New" w:hAnsi="Courier New" w:eastAsia="Courier New"/>
+          <w:sz w:val="16"/>
+        </w:rPr>
+        <w:t xml:space="preserve">        print("  " + "-" * 48)</w:t>
+      </w:r>
+    </w:p>
+    <w:p>
+      <w:pPr>
+        <w:spacing w:after="0" w:before="0"/>
+      </w:pPr>
+      <w:r>
+        <w:rPr>
+          <w:rFonts w:ascii="Courier New" w:hAnsi="Courier New" w:eastAsia="Courier New"/>
+          <w:sz w:val="16"/>
+        </w:rPr>
+        <w:t xml:space="preserve">        for i in self.items:</w:t>
+      </w:r>
+    </w:p>
+    <w:p>
+      <w:pPr>
+        <w:spacing w:after="0" w:before="0"/>
+      </w:pPr>
+      <w:r>
+        <w:rPr>
+          <w:rFonts w:ascii="Courier New" w:hAnsi="Courier New" w:eastAsia="Courier New"/>
+          <w:sz w:val="16"/>
+        </w:rPr>
+        <w:t xml:space="preserve">            print(f"  {i.producto.id_producto:&lt;3}| {i.producto.nombre:&lt;13}|"</w:t>
+      </w:r>
+    </w:p>
+    <w:p>
+      <w:pPr>
+        <w:spacing w:after="0" w:before="0"/>
+      </w:pPr>
+      <w:r>
+        <w:rPr>
+          <w:rFonts w:ascii="Courier New" w:hAnsi="Courier New" w:eastAsia="Courier New"/>
+          <w:sz w:val="16"/>
+        </w:rPr>
+        <w:t xml:space="preserve">                  f" ${i.producto.precio:&lt;6}| {i.cantidad:&lt;6}| ${i.subtotal()}")</w:t>
+      </w:r>
+    </w:p>
+    <w:p>
+      <w:pPr>
+        <w:spacing w:after="0" w:before="0"/>
+      </w:pPr>
+      <w:r>
+        <w:rPr>
+          <w:rFonts w:ascii="Courier New" w:hAnsi="Courier New" w:eastAsia="Courier New"/>
+          <w:sz w:val="16"/>
+        </w:rPr>
+        <w:t xml:space="preserve">        print("  " + "-" * 48)</w:t>
+      </w:r>
+    </w:p>
+    <w:p>
+      <w:pPr>
+        <w:spacing w:after="0" w:before="0"/>
+      </w:pPr>
+      <w:r>
+        <w:rPr>
+          <w:rFonts w:ascii="Courier New" w:hAnsi="Courier New" w:eastAsia="Courier New"/>
+          <w:sz w:val="16"/>
+        </w:rPr>
+        <w:t xml:space="preserve">        print("  " + ("TOTAL: $" + str(self.total())).rjust(48))</w:t>
+      </w:r>
+    </w:p>
+    <w:p>
+      <w:pPr>
+        <w:spacing w:after="0" w:before="0"/>
+      </w:pPr>
+      <w:r>
+        <w:rPr>
+          <w:rFonts w:ascii="Courier New" w:hAnsi="Courier New" w:eastAsia="Courier New"/>
+          <w:sz w:val="16"/>
+        </w:rPr>
         <w:t xml:space="preserve"> </w:t>
       </w:r>
     </w:p>
@@ -4684,7 +5452,7 @@
           <w:rFonts w:ascii="Courier New" w:hAnsi="Courier New" w:eastAsia="Courier New"/>
           <w:sz w:val="16"/>
         </w:rPr>
-        <w:t xml:space="preserve">    def buscar(self, dato):</w:t>
+        <w:t xml:space="preserve"> </w:t>
       </w:r>
     </w:p>
     <w:p>
@@ -4696,7 +5464,7 @@
           <w:rFonts w:ascii="Courier New" w:hAnsi="Courier New" w:eastAsia="Courier New"/>
           <w:sz w:val="16"/>
         </w:rPr>
-        <w:t xml:space="preserve">        """Busca un producto por su ID (si se escribe un numero)</w:t>
+        <w:t># ==================== VALIDACION DE ENTRADAS ====================</w:t>
       </w:r>
     </w:p>
     <w:p>
@@ -4708,7 +5476,7 @@
           <w:rFonts w:ascii="Courier New" w:hAnsi="Courier New" w:eastAsia="Courier New"/>
           <w:sz w:val="16"/>
         </w:rPr>
-        <w:t xml:space="preserve">        o por su nombre. Regresa el producto o None si no existe."""</w:t>
+        <w:t>def leer_cantidad(mensaje):</w:t>
       </w:r>
     </w:p>
     <w:p>
@@ -4720,7 +5488,7 @@
           <w:rFonts w:ascii="Courier New" w:hAnsi="Courier New" w:eastAsia="Courier New"/>
           <w:sz w:val="16"/>
         </w:rPr>
-        <w:t xml:space="preserve">        dato = dato.strip()          # quita los espacios de sobra</w:t>
+        <w:t xml:space="preserve">    """Pide un numero entero mayor que cero. Si el usuario escribe letras</w:t>
       </w:r>
     </w:p>
     <w:p>
@@ -4732,7 +5500,7 @@
           <w:rFonts w:ascii="Courier New" w:hAnsi="Courier New" w:eastAsia="Courier New"/>
           <w:sz w:val="16"/>
         </w:rPr>
-        <w:t xml:space="preserve">        for p in self.productos:</w:t>
+        <w:t xml:space="preserve">    o un numero invalido, avisa del error y lo vuelve a pedir."""</w:t>
       </w:r>
     </w:p>
     <w:p>
@@ -4744,7 +5512,7 @@
           <w:rFonts w:ascii="Courier New" w:hAnsi="Courier New" w:eastAsia="Courier New"/>
           <w:sz w:val="16"/>
         </w:rPr>
-        <w:t xml:space="preserve">            if dato.isdigit() and p.id_producto == int(dato):</w:t>
+        <w:t xml:space="preserve">    while True:</w:t>
       </w:r>
     </w:p>
     <w:p>
@@ -4756,7 +5524,7 @@
           <w:rFonts w:ascii="Courier New" w:hAnsi="Courier New" w:eastAsia="Courier New"/>
           <w:sz w:val="16"/>
         </w:rPr>
-        <w:t xml:space="preserve">                return p</w:t>
+        <w:t xml:space="preserve">        try:</w:t>
       </w:r>
     </w:p>
     <w:p>
@@ -4768,7 +5536,7 @@
           <w:rFonts w:ascii="Courier New" w:hAnsi="Courier New" w:eastAsia="Courier New"/>
           <w:sz w:val="16"/>
         </w:rPr>
-        <w:t xml:space="preserve">            if p.nombre.lower() == dato.lower():</w:t>
+        <w:t xml:space="preserve">            numero = int(input(mensaje))</w:t>
       </w:r>
     </w:p>
     <w:p>
@@ -4780,7 +5548,7 @@
           <w:rFonts w:ascii="Courier New" w:hAnsi="Courier New" w:eastAsia="Courier New"/>
           <w:sz w:val="16"/>
         </w:rPr>
-        <w:t xml:space="preserve">                return p</w:t>
+        <w:t xml:space="preserve">            if numero &gt; 0:</w:t>
       </w:r>
     </w:p>
     <w:p>
@@ -4792,7 +5560,7 @@
           <w:rFonts w:ascii="Courier New" w:hAnsi="Courier New" w:eastAsia="Courier New"/>
           <w:sz w:val="16"/>
         </w:rPr>
-        <w:t xml:space="preserve">        return None</w:t>
+        <w:t xml:space="preserve">                return numero</w:t>
       </w:r>
     </w:p>
     <w:p>
@@ -4804,6 +5572,42 @@
           <w:rFonts w:ascii="Courier New" w:hAnsi="Courier New" w:eastAsia="Courier New"/>
           <w:sz w:val="16"/>
         </w:rPr>
+        <w:t xml:space="preserve">            print("  Error: la cantidad debe ser mayor que cero.")</w:t>
+      </w:r>
+    </w:p>
+    <w:p>
+      <w:pPr>
+        <w:spacing w:after="0" w:before="0"/>
+      </w:pPr>
+      <w:r>
+        <w:rPr>
+          <w:rFonts w:ascii="Courier New" w:hAnsi="Courier New" w:eastAsia="Courier New"/>
+          <w:sz w:val="16"/>
+        </w:rPr>
+        <w:t xml:space="preserve">        except ValueError:</w:t>
+      </w:r>
+    </w:p>
+    <w:p>
+      <w:pPr>
+        <w:spacing w:after="0" w:before="0"/>
+      </w:pPr>
+      <w:r>
+        <w:rPr>
+          <w:rFonts w:ascii="Courier New" w:hAnsi="Courier New" w:eastAsia="Courier New"/>
+          <w:sz w:val="16"/>
+        </w:rPr>
+        <w:t xml:space="preserve">            print("  Error: debes escribir un numero.")</w:t>
+      </w:r>
+    </w:p>
+    <w:p>
+      <w:pPr>
+        <w:spacing w:after="0" w:before="0"/>
+      </w:pPr>
+      <w:r>
+        <w:rPr>
+          <w:rFonts w:ascii="Courier New" w:hAnsi="Courier New" w:eastAsia="Courier New"/>
+          <w:sz w:val="16"/>
+        </w:rPr>
         <w:t xml:space="preserve"> </w:t>
       </w:r>
     </w:p>
@@ -4828,7 +5632,7 @@
           <w:rFonts w:ascii="Courier New" w:hAnsi="Courier New" w:eastAsia="Courier New"/>
           <w:sz w:val="16"/>
         </w:rPr>
-        <w:t>class Carrito:</w:t>
+        <w:t>def confirmar(mensaje):</w:t>
       </w:r>
     </w:p>
     <w:p>
@@ -4840,7 +5644,7 @@
           <w:rFonts w:ascii="Courier New" w:hAnsi="Courier New" w:eastAsia="Courier New"/>
           <w:sz w:val="16"/>
         </w:rPr>
-        <w:t xml:space="preserve">    """Guarda los productos que el cliente va a comprar en una LISTA."""</w:t>
+        <w:t xml:space="preserve">    return input(mensaje).strip().lower() in ("s", "si")</w:t>
       </w:r>
     </w:p>
     <w:p>
@@ -4864,6 +5668,66 @@
           <w:rFonts w:ascii="Courier New" w:hAnsi="Courier New" w:eastAsia="Courier New"/>
           <w:sz w:val="16"/>
         </w:rPr>
+        <w:t xml:space="preserve"> </w:t>
+      </w:r>
+    </w:p>
+    <w:p>
+      <w:pPr>
+        <w:spacing w:after="0" w:before="0"/>
+      </w:pPr>
+      <w:r>
+        <w:rPr>
+          <w:rFonts w:ascii="Courier New" w:hAnsi="Courier New" w:eastAsia="Courier New"/>
+          <w:sz w:val="16"/>
+        </w:rPr>
+        <w:t># ==================== TIENDA (MENU DEL PROGRAMA) ====================</w:t>
+      </w:r>
+    </w:p>
+    <w:p>
+      <w:pPr>
+        <w:spacing w:after="0" w:before="0"/>
+      </w:pPr>
+      <w:r>
+        <w:rPr>
+          <w:rFonts w:ascii="Courier New" w:hAnsi="Courier New" w:eastAsia="Courier New"/>
+          <w:sz w:val="16"/>
+        </w:rPr>
+        <w:t>class Tienda:</w:t>
+      </w:r>
+    </w:p>
+    <w:p>
+      <w:pPr>
+        <w:spacing w:after="0" w:before="0"/>
+      </w:pPr>
+      <w:r>
+        <w:rPr>
+          <w:rFonts w:ascii="Courier New" w:hAnsi="Courier New" w:eastAsia="Courier New"/>
+          <w:sz w:val="16"/>
+        </w:rPr>
+        <w:t xml:space="preserve">    """Une el catalogo con el carrito y controla el menu."""</w:t>
+      </w:r>
+    </w:p>
+    <w:p>
+      <w:pPr>
+        <w:spacing w:after="0" w:before="0"/>
+      </w:pPr>
+      <w:r>
+        <w:rPr>
+          <w:rFonts w:ascii="Courier New" w:hAnsi="Courier New" w:eastAsia="Courier New"/>
+          <w:sz w:val="16"/>
+        </w:rPr>
+        <w:t xml:space="preserve"> </w:t>
+      </w:r>
+    </w:p>
+    <w:p>
+      <w:pPr>
+        <w:spacing w:after="0" w:before="0"/>
+      </w:pPr>
+      <w:r>
+        <w:rPr>
+          <w:rFonts w:ascii="Courier New" w:hAnsi="Courier New" w:eastAsia="Courier New"/>
+          <w:sz w:val="16"/>
+        </w:rPr>
         <w:t xml:space="preserve">    def __init__(self):</w:t>
       </w:r>
     </w:p>
@@ -4876,7 +5740,7 @@
           <w:rFonts w:ascii="Courier New" w:hAnsi="Courier New" w:eastAsia="Courier New"/>
           <w:sz w:val="16"/>
         </w:rPr>
-        <w:t xml:space="preserve">        self.items = []</w:t>
+        <w:t xml:space="preserve">        self.catalogo = Catalogo()</w:t>
       </w:r>
     </w:p>
     <w:p>
@@ -4888,6 +5752,18 @@
           <w:rFonts w:ascii="Courier New" w:hAnsi="Courier New" w:eastAsia="Courier New"/>
           <w:sz w:val="16"/>
         </w:rPr>
+        <w:t xml:space="preserve">        self.carrito = Carrito()</w:t>
+      </w:r>
+    </w:p>
+    <w:p>
+      <w:pPr>
+        <w:spacing w:after="0" w:before="0"/>
+      </w:pPr>
+      <w:r>
+        <w:rPr>
+          <w:rFonts w:ascii="Courier New" w:hAnsi="Courier New" w:eastAsia="Courier New"/>
+          <w:sz w:val="16"/>
+        </w:rPr>
         <w:t xml:space="preserve"> </w:t>
       </w:r>
     </w:p>
@@ -4900,7 +5776,7 @@
           <w:rFonts w:ascii="Courier New" w:hAnsi="Courier New" w:eastAsia="Courier New"/>
           <w:sz w:val="16"/>
         </w:rPr>
-        <w:t xml:space="preserve">    def buscar(self, dato):</w:t>
+        <w:t xml:space="preserve">    def buscar_producto(self):</w:t>
       </w:r>
     </w:p>
     <w:p>
@@ -4912,7 +5788,7 @@
           <w:rFonts w:ascii="Courier New" w:hAnsi="Courier New" w:eastAsia="Courier New"/>
           <w:sz w:val="16"/>
         </w:rPr>
-        <w:t xml:space="preserve">        """Busca un item del carrito por ID o por nombre del producto."""</w:t>
+        <w:t xml:space="preserve">        p = self.catalogo.buscar(input("\nID o nombre del producto: "))</w:t>
       </w:r>
     </w:p>
     <w:p>
@@ -4924,7 +5800,7 @@
           <w:rFonts w:ascii="Courier New" w:hAnsi="Courier New" w:eastAsia="Courier New"/>
           <w:sz w:val="16"/>
         </w:rPr>
-        <w:t xml:space="preserve">        dato = dato.strip()          # quita los espacios de sobra</w:t>
+        <w:t xml:space="preserve">        if p is None:</w:t>
       </w:r>
     </w:p>
     <w:p>
@@ -4936,7 +5812,7 @@
           <w:rFonts w:ascii="Courier New" w:hAnsi="Courier New" w:eastAsia="Courier New"/>
           <w:sz w:val="16"/>
         </w:rPr>
-        <w:t xml:space="preserve">        for item in self.items:</w:t>
+        <w:t xml:space="preserve">            print("  El producto no existe en el catalogo.")</w:t>
       </w:r>
     </w:p>
     <w:p>
@@ -4948,7 +5824,7 @@
           <w:rFonts w:ascii="Courier New" w:hAnsi="Courier New" w:eastAsia="Courier New"/>
           <w:sz w:val="16"/>
         </w:rPr>
-        <w:t xml:space="preserve">            if dato.isdigit() and item.producto.id_producto == int(dato):</w:t>
+        <w:t xml:space="preserve">            return</w:t>
       </w:r>
     </w:p>
     <w:p>
@@ -4960,7 +5836,7 @@
           <w:rFonts w:ascii="Courier New" w:hAnsi="Courier New" w:eastAsia="Courier New"/>
           <w:sz w:val="16"/>
         </w:rPr>
-        <w:t xml:space="preserve">                return item</w:t>
+        <w:t xml:space="preserve">        print(f"  ID del producto: {p.id_producto}")</w:t>
       </w:r>
     </w:p>
     <w:p>
@@ -4972,7 +5848,7 @@
           <w:rFonts w:ascii="Courier New" w:hAnsi="Courier New" w:eastAsia="Courier New"/>
           <w:sz w:val="16"/>
         </w:rPr>
-        <w:t xml:space="preserve">            if item.producto.nombre.lower() == dato.lower():</w:t>
+        <w:t xml:space="preserve">        print(f"  Producto: {p.nombre}")</w:t>
       </w:r>
     </w:p>
     <w:p>
@@ -4984,7 +5860,7 @@
           <w:rFonts w:ascii="Courier New" w:hAnsi="Courier New" w:eastAsia="Courier New"/>
           <w:sz w:val="16"/>
         </w:rPr>
-        <w:t xml:space="preserve">                return item</w:t>
+        <w:t xml:space="preserve">        print(f"  Categoria: {p.categoria}")</w:t>
       </w:r>
     </w:p>
     <w:p>
@@ -4996,7 +5872,7 @@
           <w:rFonts w:ascii="Courier New" w:hAnsi="Courier New" w:eastAsia="Courier New"/>
           <w:sz w:val="16"/>
         </w:rPr>
-        <w:t xml:space="preserve">        return None</w:t>
+        <w:t xml:space="preserve">        print(f"  Precio: ${p.precio}")</w:t>
       </w:r>
     </w:p>
     <w:p>
@@ -5020,7 +5896,7 @@
           <w:rFonts w:ascii="Courier New" w:hAnsi="Courier New" w:eastAsia="Courier New"/>
           <w:sz w:val="16"/>
         </w:rPr>
-        <w:t xml:space="preserve">    def agregar(self, producto, cantidad):</w:t>
+        <w:t xml:space="preserve">    def agregar_producto(self):</w:t>
       </w:r>
     </w:p>
     <w:p>
@@ -5032,7 +5908,7 @@
           <w:rFonts w:ascii="Courier New" w:hAnsi="Courier New" w:eastAsia="Courier New"/>
           <w:sz w:val="16"/>
         </w:rPr>
-        <w:t xml:space="preserve">        """Agrega el producto. Si ya estaba en el carrito solo suma la cantidad."""</w:t>
+        <w:t xml:space="preserve">        self.catalogo.mostrar()</w:t>
       </w:r>
     </w:p>
     <w:p>
@@ -5044,7 +5920,7 @@
           <w:rFonts w:ascii="Courier New" w:hAnsi="Courier New" w:eastAsia="Courier New"/>
           <w:sz w:val="16"/>
         </w:rPr>
-        <w:t xml:space="preserve">        item = self.buscar(str(producto.id_producto))</w:t>
+        <w:t xml:space="preserve">        p = self.catalogo.buscar(input("\nID del producto: "))</w:t>
       </w:r>
     </w:p>
     <w:p>
@@ -5056,6 +5932,162 @@
           <w:rFonts w:ascii="Courier New" w:hAnsi="Courier New" w:eastAsia="Courier New"/>
           <w:sz w:val="16"/>
         </w:rPr>
+        <w:t xml:space="preserve">        if p is None:</w:t>
+      </w:r>
+    </w:p>
+    <w:p>
+      <w:pPr>
+        <w:spacing w:after="0" w:before="0"/>
+      </w:pPr>
+      <w:r>
+        <w:rPr>
+          <w:rFonts w:ascii="Courier New" w:hAnsi="Courier New" w:eastAsia="Courier New"/>
+          <w:sz w:val="16"/>
+        </w:rPr>
+        <w:t xml:space="preserve">            print("  El producto no existe en el catalogo.")</w:t>
+      </w:r>
+    </w:p>
+    <w:p>
+      <w:pPr>
+        <w:spacing w:after="0" w:before="0"/>
+      </w:pPr>
+      <w:r>
+        <w:rPr>
+          <w:rFonts w:ascii="Courier New" w:hAnsi="Courier New" w:eastAsia="Courier New"/>
+          <w:sz w:val="16"/>
+        </w:rPr>
+        <w:t xml:space="preserve">            return</w:t>
+      </w:r>
+    </w:p>
+    <w:p>
+      <w:pPr>
+        <w:spacing w:after="0" w:before="0"/>
+      </w:pPr>
+      <w:r>
+        <w:rPr>
+          <w:rFonts w:ascii="Courier New" w:hAnsi="Courier New" w:eastAsia="Courier New"/>
+          <w:sz w:val="16"/>
+        </w:rPr>
+        <w:t xml:space="preserve">        print(f"  Producto: {p.nombre}")</w:t>
+      </w:r>
+    </w:p>
+    <w:p>
+      <w:pPr>
+        <w:spacing w:after="0" w:before="0"/>
+      </w:pPr>
+      <w:r>
+        <w:rPr>
+          <w:rFonts w:ascii="Courier New" w:hAnsi="Courier New" w:eastAsia="Courier New"/>
+          <w:sz w:val="16"/>
+        </w:rPr>
+        <w:t xml:space="preserve">        print(f"  Precio unitario: ${p.precio}")</w:t>
+      </w:r>
+    </w:p>
+    <w:p>
+      <w:pPr>
+        <w:spacing w:after="0" w:before="0"/>
+      </w:pPr>
+      <w:r>
+        <w:rPr>
+          <w:rFonts w:ascii="Courier New" w:hAnsi="Courier New" w:eastAsia="Courier New"/>
+          <w:sz w:val="16"/>
+        </w:rPr>
+        <w:t xml:space="preserve">        self.carrito.agregar(p, leer_cantidad("  Cantidad: "))</w:t>
+      </w:r>
+    </w:p>
+    <w:p>
+      <w:pPr>
+        <w:spacing w:after="0" w:before="0"/>
+      </w:pPr>
+      <w:r>
+        <w:rPr>
+          <w:rFonts w:ascii="Courier New" w:hAnsi="Courier New" w:eastAsia="Courier New"/>
+          <w:sz w:val="16"/>
+        </w:rPr>
+        <w:t xml:space="preserve">        print("\n  Producto agregado al carrito!")</w:t>
+      </w:r>
+    </w:p>
+    <w:p>
+      <w:pPr>
+        <w:spacing w:after="0" w:before="0"/>
+      </w:pPr>
+      <w:r>
+        <w:rPr>
+          <w:rFonts w:ascii="Courier New" w:hAnsi="Courier New" w:eastAsia="Courier New"/>
+          <w:sz w:val="16"/>
+        </w:rPr>
+        <w:t xml:space="preserve"> </w:t>
+      </w:r>
+    </w:p>
+    <w:p>
+      <w:pPr>
+        <w:spacing w:after="0" w:before="0"/>
+      </w:pPr>
+      <w:r>
+        <w:rPr>
+          <w:rFonts w:ascii="Courier New" w:hAnsi="Courier New" w:eastAsia="Courier New"/>
+          <w:sz w:val="16"/>
+        </w:rPr>
+        <w:t xml:space="preserve">    def modificar_cantidad(self):</w:t>
+      </w:r>
+    </w:p>
+    <w:p>
+      <w:pPr>
+        <w:spacing w:after="0" w:before="0"/>
+      </w:pPr>
+      <w:r>
+        <w:rPr>
+          <w:rFonts w:ascii="Courier New" w:hAnsi="Courier New" w:eastAsia="Courier New"/>
+          <w:sz w:val="16"/>
+        </w:rPr>
+        <w:t xml:space="preserve">        self.carrito.mostrar()</w:t>
+      </w:r>
+    </w:p>
+    <w:p>
+      <w:pPr>
+        <w:spacing w:after="0" w:before="0"/>
+      </w:pPr>
+      <w:r>
+        <w:rPr>
+          <w:rFonts w:ascii="Courier New" w:hAnsi="Courier New" w:eastAsia="Courier New"/>
+          <w:sz w:val="16"/>
+        </w:rPr>
+        <w:t xml:space="preserve">        if len(self.carrito.items) == 0:</w:t>
+      </w:r>
+    </w:p>
+    <w:p>
+      <w:pPr>
+        <w:spacing w:after="0" w:before="0"/>
+      </w:pPr>
+      <w:r>
+        <w:rPr>
+          <w:rFonts w:ascii="Courier New" w:hAnsi="Courier New" w:eastAsia="Courier New"/>
+          <w:sz w:val="16"/>
+        </w:rPr>
+        <w:t xml:space="preserve">            return</w:t>
+      </w:r>
+    </w:p>
+    <w:p>
+      <w:pPr>
+        <w:spacing w:after="0" w:before="0"/>
+      </w:pPr>
+      <w:r>
+        <w:rPr>
+          <w:rFonts w:ascii="Courier New" w:hAnsi="Courier New" w:eastAsia="Courier New"/>
+          <w:sz w:val="16"/>
+        </w:rPr>
+        <w:t xml:space="preserve">        item = self.carrito.buscar(input("\nID del producto a modificar: "))</w:t>
+      </w:r>
+    </w:p>
+    <w:p>
+      <w:pPr>
+        <w:spacing w:after="0" w:before="0"/>
+      </w:pPr>
+      <w:r>
+        <w:rPr>
+          <w:rFonts w:ascii="Courier New" w:hAnsi="Courier New" w:eastAsia="Courier New"/>
+          <w:sz w:val="16"/>
+        </w:rPr>
         <w:t xml:space="preserve">        if item is None:</w:t>
       </w:r>
     </w:p>
@@ -5068,7 +6100,7 @@
           <w:rFonts w:ascii="Courier New" w:hAnsi="Courier New" w:eastAsia="Courier New"/>
           <w:sz w:val="16"/>
         </w:rPr>
-        <w:t xml:space="preserve">            self.items.append(ItemCarrito(producto, cantidad))</w:t>
+        <w:t xml:space="preserve">            print("  Ese producto no esta en el carrito.")</w:t>
       </w:r>
     </w:p>
     <w:p>
@@ -5080,6 +6112,246 @@
           <w:rFonts w:ascii="Courier New" w:hAnsi="Courier New" w:eastAsia="Courier New"/>
           <w:sz w:val="16"/>
         </w:rPr>
+        <w:t xml:space="preserve">            return</w:t>
+      </w:r>
+    </w:p>
+    <w:p>
+      <w:pPr>
+        <w:spacing w:after="0" w:before="0"/>
+      </w:pPr>
+      <w:r>
+        <w:rPr>
+          <w:rFonts w:ascii="Courier New" w:hAnsi="Courier New" w:eastAsia="Courier New"/>
+          <w:sz w:val="16"/>
+        </w:rPr>
+        <w:t xml:space="preserve">        print(f"  Producto: {item.producto.nombre}")</w:t>
+      </w:r>
+    </w:p>
+    <w:p>
+      <w:pPr>
+        <w:spacing w:after="0" w:before="0"/>
+      </w:pPr>
+      <w:r>
+        <w:rPr>
+          <w:rFonts w:ascii="Courier New" w:hAnsi="Courier New" w:eastAsia="Courier New"/>
+          <w:sz w:val="16"/>
+        </w:rPr>
+        <w:t xml:space="preserve">        print(f"  Cantidad actual: {item.cantidad}")</w:t>
+      </w:r>
+    </w:p>
+    <w:p>
+      <w:pPr>
+        <w:spacing w:after="0" w:before="0"/>
+      </w:pPr>
+      <w:r>
+        <w:rPr>
+          <w:rFonts w:ascii="Courier New" w:hAnsi="Courier New" w:eastAsia="Courier New"/>
+          <w:sz w:val="16"/>
+        </w:rPr>
+        <w:t xml:space="preserve">        item.cantidad = leer_cantidad("  Nueva cantidad: ")</w:t>
+      </w:r>
+    </w:p>
+    <w:p>
+      <w:pPr>
+        <w:spacing w:after="0" w:before="0"/>
+      </w:pPr>
+      <w:r>
+        <w:rPr>
+          <w:rFonts w:ascii="Courier New" w:hAnsi="Courier New" w:eastAsia="Courier New"/>
+          <w:sz w:val="16"/>
+        </w:rPr>
+        <w:t xml:space="preserve">        print("\n  Cantidad actualizada!")</w:t>
+      </w:r>
+    </w:p>
+    <w:p>
+      <w:pPr>
+        <w:spacing w:after="0" w:before="0"/>
+      </w:pPr>
+      <w:r>
+        <w:rPr>
+          <w:rFonts w:ascii="Courier New" w:hAnsi="Courier New" w:eastAsia="Courier New"/>
+          <w:sz w:val="16"/>
+        </w:rPr>
+        <w:t xml:space="preserve">        print(f"  Nuevo subtotal: ${item.subtotal()}")</w:t>
+      </w:r>
+    </w:p>
+    <w:p>
+      <w:pPr>
+        <w:spacing w:after="0" w:before="0"/>
+      </w:pPr>
+      <w:r>
+        <w:rPr>
+          <w:rFonts w:ascii="Courier New" w:hAnsi="Courier New" w:eastAsia="Courier New"/>
+          <w:sz w:val="16"/>
+        </w:rPr>
+        <w:t xml:space="preserve">        print(f"  Nuevo total:    ${self.carrito.total()}")</w:t>
+      </w:r>
+    </w:p>
+    <w:p>
+      <w:pPr>
+        <w:spacing w:after="0" w:before="0"/>
+      </w:pPr>
+      <w:r>
+        <w:rPr>
+          <w:rFonts w:ascii="Courier New" w:hAnsi="Courier New" w:eastAsia="Courier New"/>
+          <w:sz w:val="16"/>
+        </w:rPr>
+        <w:t xml:space="preserve"> </w:t>
+      </w:r>
+    </w:p>
+    <w:p>
+      <w:pPr>
+        <w:spacing w:after="0" w:before="0"/>
+      </w:pPr>
+      <w:r>
+        <w:rPr>
+          <w:rFonts w:ascii="Courier New" w:hAnsi="Courier New" w:eastAsia="Courier New"/>
+          <w:sz w:val="16"/>
+        </w:rPr>
+        <w:t xml:space="preserve">    def eliminar_producto(self):</w:t>
+      </w:r>
+    </w:p>
+    <w:p>
+      <w:pPr>
+        <w:spacing w:after="0" w:before="0"/>
+      </w:pPr>
+      <w:r>
+        <w:rPr>
+          <w:rFonts w:ascii="Courier New" w:hAnsi="Courier New" w:eastAsia="Courier New"/>
+          <w:sz w:val="16"/>
+        </w:rPr>
+        <w:t xml:space="preserve">        self.carrito.mostrar()</w:t>
+      </w:r>
+    </w:p>
+    <w:p>
+      <w:pPr>
+        <w:spacing w:after="0" w:before="0"/>
+      </w:pPr>
+      <w:r>
+        <w:rPr>
+          <w:rFonts w:ascii="Courier New" w:hAnsi="Courier New" w:eastAsia="Courier New"/>
+          <w:sz w:val="16"/>
+        </w:rPr>
+        <w:t xml:space="preserve">        if len(self.carrito.items) == 0:</w:t>
+      </w:r>
+    </w:p>
+    <w:p>
+      <w:pPr>
+        <w:spacing w:after="0" w:before="0"/>
+      </w:pPr>
+      <w:r>
+        <w:rPr>
+          <w:rFonts w:ascii="Courier New" w:hAnsi="Courier New" w:eastAsia="Courier New"/>
+          <w:sz w:val="16"/>
+        </w:rPr>
+        <w:t xml:space="preserve">            return</w:t>
+      </w:r>
+    </w:p>
+    <w:p>
+      <w:pPr>
+        <w:spacing w:after="0" w:before="0"/>
+      </w:pPr>
+      <w:r>
+        <w:rPr>
+          <w:rFonts w:ascii="Courier New" w:hAnsi="Courier New" w:eastAsia="Courier New"/>
+          <w:sz w:val="16"/>
+        </w:rPr>
+        <w:t xml:space="preserve">        item = self.carrito.buscar(input("\nID del producto a eliminar: "))</w:t>
+      </w:r>
+    </w:p>
+    <w:p>
+      <w:pPr>
+        <w:spacing w:after="0" w:before="0"/>
+      </w:pPr>
+      <w:r>
+        <w:rPr>
+          <w:rFonts w:ascii="Courier New" w:hAnsi="Courier New" w:eastAsia="Courier New"/>
+          <w:sz w:val="16"/>
+        </w:rPr>
+        <w:t xml:space="preserve">        if item is None:</w:t>
+      </w:r>
+    </w:p>
+    <w:p>
+      <w:pPr>
+        <w:spacing w:after="0" w:before="0"/>
+      </w:pPr>
+      <w:r>
+        <w:rPr>
+          <w:rFonts w:ascii="Courier New" w:hAnsi="Courier New" w:eastAsia="Courier New"/>
+          <w:sz w:val="16"/>
+        </w:rPr>
+        <w:t xml:space="preserve">            print("  Ese producto no esta en el carrito.")</w:t>
+      </w:r>
+    </w:p>
+    <w:p>
+      <w:pPr>
+        <w:spacing w:after="0" w:before="0"/>
+      </w:pPr>
+      <w:r>
+        <w:rPr>
+          <w:rFonts w:ascii="Courier New" w:hAnsi="Courier New" w:eastAsia="Courier New"/>
+          <w:sz w:val="16"/>
+        </w:rPr>
+        <w:t xml:space="preserve">            return</w:t>
+      </w:r>
+    </w:p>
+    <w:p>
+      <w:pPr>
+        <w:spacing w:after="0" w:before="0"/>
+      </w:pPr>
+      <w:r>
+        <w:rPr>
+          <w:rFonts w:ascii="Courier New" w:hAnsi="Courier New" w:eastAsia="Courier New"/>
+          <w:sz w:val="16"/>
+        </w:rPr>
+        <w:t xml:space="preserve">        print(f"  Producto: {item.producto.nombre}")</w:t>
+      </w:r>
+    </w:p>
+    <w:p>
+      <w:pPr>
+        <w:spacing w:after="0" w:before="0"/>
+      </w:pPr>
+      <w:r>
+        <w:rPr>
+          <w:rFonts w:ascii="Courier New" w:hAnsi="Courier New" w:eastAsia="Courier New"/>
+          <w:sz w:val="16"/>
+        </w:rPr>
+        <w:t xml:space="preserve">        if confirmar("  Esta seguro que desea eliminar este producto? (s/n): "):</w:t>
+      </w:r>
+    </w:p>
+    <w:p>
+      <w:pPr>
+        <w:spacing w:after="0" w:before="0"/>
+      </w:pPr>
+      <w:r>
+        <w:rPr>
+          <w:rFonts w:ascii="Courier New" w:hAnsi="Courier New" w:eastAsia="Courier New"/>
+          <w:sz w:val="16"/>
+        </w:rPr>
+        <w:t xml:space="preserve">            self.carrito.items.remove(item)</w:t>
+      </w:r>
+    </w:p>
+    <w:p>
+      <w:pPr>
+        <w:spacing w:after="0" w:before="0"/>
+      </w:pPr>
+      <w:r>
+        <w:rPr>
+          <w:rFonts w:ascii="Courier New" w:hAnsi="Courier New" w:eastAsia="Courier New"/>
+          <w:sz w:val="16"/>
+        </w:rPr>
+        <w:t xml:space="preserve">            print("\n  Producto eliminado del carrito!")</w:t>
+      </w:r>
+    </w:p>
+    <w:p>
+      <w:pPr>
+        <w:spacing w:after="0" w:before="0"/>
+      </w:pPr>
+      <w:r>
+        <w:rPr>
+          <w:rFonts w:ascii="Courier New" w:hAnsi="Courier New" w:eastAsia="Courier New"/>
+          <w:sz w:val="16"/>
+        </w:rPr>
         <w:t xml:space="preserve">        else:</w:t>
       </w:r>
     </w:p>
@@ -5092,7 +6364,7 @@
           <w:rFonts w:ascii="Courier New" w:hAnsi="Courier New" w:eastAsia="Courier New"/>
           <w:sz w:val="16"/>
         </w:rPr>
-        <w:t xml:space="preserve">            item.cantidad += cantidad</w:t>
+        <w:t xml:space="preserve">            print("\n  Operacion cancelada.")</w:t>
       </w:r>
     </w:p>
     <w:p>
@@ -5116,7 +6388,7 @@
           <w:rFonts w:ascii="Courier New" w:hAnsi="Courier New" w:eastAsia="Courier New"/>
           <w:sz w:val="16"/>
         </w:rPr>
-        <w:t xml:space="preserve">    def total(self):</w:t>
+        <w:t xml:space="preserve">    def vaciar_carrito(self):</w:t>
       </w:r>
     </w:p>
     <w:p>
@@ -5128,7 +6400,7 @@
           <w:rFonts w:ascii="Courier New" w:hAnsi="Courier New" w:eastAsia="Courier New"/>
           <w:sz w:val="16"/>
         </w:rPr>
-        <w:t xml:space="preserve">        """Formula: total = suma de todos los subtotales."""</w:t>
+        <w:t xml:space="preserve">        if len(self.carrito.items) == 0:</w:t>
       </w:r>
     </w:p>
     <w:p>
@@ -5140,7 +6412,7 @@
           <w:rFonts w:ascii="Courier New" w:hAnsi="Courier New" w:eastAsia="Courier New"/>
           <w:sz w:val="16"/>
         </w:rPr>
-        <w:t xml:space="preserve">        suma = 0</w:t>
+        <w:t xml:space="preserve">            print("\n  El carrito ya esta vacio.")</w:t>
       </w:r>
     </w:p>
     <w:p>
@@ -5152,7 +6424,7 @@
           <w:rFonts w:ascii="Courier New" w:hAnsi="Courier New" w:eastAsia="Courier New"/>
           <w:sz w:val="16"/>
         </w:rPr>
-        <w:t xml:space="preserve">        for item in self.items:</w:t>
+        <w:t xml:space="preserve">        elif confirmar("\n  Esta seguro que desea vaciar el carrito? (s/n): "):</w:t>
       </w:r>
     </w:p>
     <w:p>
@@ -5164,7 +6436,7 @@
           <w:rFonts w:ascii="Courier New" w:hAnsi="Courier New" w:eastAsia="Courier New"/>
           <w:sz w:val="16"/>
         </w:rPr>
-        <w:t xml:space="preserve">            suma += item.subtotal()</w:t>
+        <w:t xml:space="preserve">            self.carrito.items = []</w:t>
       </w:r>
     </w:p>
     <w:p>
@@ -5176,7 +6448,7 @@
           <w:rFonts w:ascii="Courier New" w:hAnsi="Courier New" w:eastAsia="Courier New"/>
           <w:sz w:val="16"/>
         </w:rPr>
-        <w:t xml:space="preserve">        return suma</w:t>
+        <w:t xml:space="preserve">            print("\n  Carrito vaciado!")</w:t>
       </w:r>
     </w:p>
     <w:p>
@@ -5188,6 +6460,30 @@
           <w:rFonts w:ascii="Courier New" w:hAnsi="Courier New" w:eastAsia="Courier New"/>
           <w:sz w:val="16"/>
         </w:rPr>
+        <w:t xml:space="preserve">        else:</w:t>
+      </w:r>
+    </w:p>
+    <w:p>
+      <w:pPr>
+        <w:spacing w:after="0" w:before="0"/>
+      </w:pPr>
+      <w:r>
+        <w:rPr>
+          <w:rFonts w:ascii="Courier New" w:hAnsi="Courier New" w:eastAsia="Courier New"/>
+          <w:sz w:val="16"/>
+        </w:rPr>
+        <w:t xml:space="preserve">            print("\n  Operacion cancelada.")</w:t>
+      </w:r>
+    </w:p>
+    <w:p>
+      <w:pPr>
+        <w:spacing w:after="0" w:before="0"/>
+      </w:pPr>
+      <w:r>
+        <w:rPr>
+          <w:rFonts w:ascii="Courier New" w:hAnsi="Courier New" w:eastAsia="Courier New"/>
+          <w:sz w:val="16"/>
+        </w:rPr>
         <w:t xml:space="preserve"> </w:t>
       </w:r>
     </w:p>
@@ -5200,7 +6496,7 @@
           <w:rFonts w:ascii="Courier New" w:hAnsi="Courier New" w:eastAsia="Courier New"/>
           <w:sz w:val="16"/>
         </w:rPr>
-        <w:t xml:space="preserve">    def total_articulos(self):</w:t>
+        <w:t xml:space="preserve">    def finalizar_compra(self):</w:t>
       </w:r>
     </w:p>
     <w:p>
@@ -5212,7 +6508,7 @@
           <w:rFonts w:ascii="Courier New" w:hAnsi="Courier New" w:eastAsia="Courier New"/>
           <w:sz w:val="16"/>
         </w:rPr>
-        <w:t xml:space="preserve">        suma = 0</w:t>
+        <w:t xml:space="preserve">        if len(self.carrito.items) == 0:</w:t>
       </w:r>
     </w:p>
     <w:p>
@@ -5224,7 +6520,7 @@
           <w:rFonts w:ascii="Courier New" w:hAnsi="Courier New" w:eastAsia="Courier New"/>
           <w:sz w:val="16"/>
         </w:rPr>
-        <w:t xml:space="preserve">        for item in self.items:</w:t>
+        <w:t xml:space="preserve">            print("\n  No puede finalizar la compra: el carrito esta vacio.")</w:t>
       </w:r>
     </w:p>
     <w:p>
@@ -5236,7 +6532,7 @@
           <w:rFonts w:ascii="Courier New" w:hAnsi="Courier New" w:eastAsia="Courier New"/>
           <w:sz w:val="16"/>
         </w:rPr>
-        <w:t xml:space="preserve">            suma += item.cantidad</w:t>
+        <w:t xml:space="preserve">            return</w:t>
       </w:r>
     </w:p>
     <w:p>
@@ -5248,7 +6544,7 @@
           <w:rFonts w:ascii="Courier New" w:hAnsi="Courier New" w:eastAsia="Courier New"/>
           <w:sz w:val="16"/>
         </w:rPr>
-        <w:t xml:space="preserve">        return suma</w:t>
+        <w:t xml:space="preserve">        print("\n=== RESUMEN DE COMPRA ===")</w:t>
       </w:r>
     </w:p>
     <w:p>
@@ -5260,6 +6556,150 @@
           <w:rFonts w:ascii="Courier New" w:hAnsi="Courier New" w:eastAsia="Courier New"/>
           <w:sz w:val="16"/>
         </w:rPr>
+        <w:t xml:space="preserve">        print("  " + "-" * 40)</w:t>
+      </w:r>
+    </w:p>
+    <w:p>
+      <w:pPr>
+        <w:spacing w:after="0" w:before="0"/>
+      </w:pPr>
+      <w:r>
+        <w:rPr>
+          <w:rFonts w:ascii="Courier New" w:hAnsi="Courier New" w:eastAsia="Courier New"/>
+          <w:sz w:val="16"/>
+        </w:rPr>
+        <w:t xml:space="preserve">        print("  ID | Producto     | Cant. | Subtotal")</w:t>
+      </w:r>
+    </w:p>
+    <w:p>
+      <w:pPr>
+        <w:spacing w:after="0" w:before="0"/>
+      </w:pPr>
+      <w:r>
+        <w:rPr>
+          <w:rFonts w:ascii="Courier New" w:hAnsi="Courier New" w:eastAsia="Courier New"/>
+          <w:sz w:val="16"/>
+        </w:rPr>
+        <w:t xml:space="preserve">        print("  " + "-" * 40)</w:t>
+      </w:r>
+    </w:p>
+    <w:p>
+      <w:pPr>
+        <w:spacing w:after="0" w:before="0"/>
+      </w:pPr>
+      <w:r>
+        <w:rPr>
+          <w:rFonts w:ascii="Courier New" w:hAnsi="Courier New" w:eastAsia="Courier New"/>
+          <w:sz w:val="16"/>
+        </w:rPr>
+        <w:t xml:space="preserve">        for i in self.carrito.items:</w:t>
+      </w:r>
+    </w:p>
+    <w:p>
+      <w:pPr>
+        <w:spacing w:after="0" w:before="0"/>
+      </w:pPr>
+      <w:r>
+        <w:rPr>
+          <w:rFonts w:ascii="Courier New" w:hAnsi="Courier New" w:eastAsia="Courier New"/>
+          <w:sz w:val="16"/>
+        </w:rPr>
+        <w:t xml:space="preserve">            print(f"  {i.producto.id_producto:&lt;3}| {i.producto.nombre:&lt;13}|"</w:t>
+      </w:r>
+    </w:p>
+    <w:p>
+      <w:pPr>
+        <w:spacing w:after="0" w:before="0"/>
+      </w:pPr>
+      <w:r>
+        <w:rPr>
+          <w:rFonts w:ascii="Courier New" w:hAnsi="Courier New" w:eastAsia="Courier New"/>
+          <w:sz w:val="16"/>
+        </w:rPr>
+        <w:t xml:space="preserve">                  f" {i.cantidad:&lt;6}| ${i.subtotal()}")</w:t>
+      </w:r>
+    </w:p>
+    <w:p>
+      <w:pPr>
+        <w:spacing w:after="0" w:before="0"/>
+      </w:pPr>
+      <w:r>
+        <w:rPr>
+          <w:rFonts w:ascii="Courier New" w:hAnsi="Courier New" w:eastAsia="Courier New"/>
+          <w:sz w:val="16"/>
+        </w:rPr>
+        <w:t xml:space="preserve">        print("  " + "-" * 40)</w:t>
+      </w:r>
+    </w:p>
+    <w:p>
+      <w:pPr>
+        <w:spacing w:after="0" w:before="0"/>
+      </w:pPr>
+      <w:r>
+        <w:rPr>
+          <w:rFonts w:ascii="Courier New" w:hAnsi="Courier New" w:eastAsia="Courier New"/>
+          <w:sz w:val="16"/>
+        </w:rPr>
+        <w:t xml:space="preserve">        print(f"  Productos:     {len(self.carrito.items)}")</w:t>
+      </w:r>
+    </w:p>
+    <w:p>
+      <w:pPr>
+        <w:spacing w:after="0" w:before="0"/>
+      </w:pPr>
+      <w:r>
+        <w:rPr>
+          <w:rFonts w:ascii="Courier New" w:hAnsi="Courier New" w:eastAsia="Courier New"/>
+          <w:sz w:val="16"/>
+        </w:rPr>
+        <w:t xml:space="preserve">        print(f"  Articulos:     {self.carrito.total_articulos()}")</w:t>
+      </w:r>
+    </w:p>
+    <w:p>
+      <w:pPr>
+        <w:spacing w:after="0" w:before="0"/>
+      </w:pPr>
+      <w:r>
+        <w:rPr>
+          <w:rFonts w:ascii="Courier New" w:hAnsi="Courier New" w:eastAsia="Courier New"/>
+          <w:sz w:val="16"/>
+        </w:rPr>
+        <w:t xml:space="preserve">        print(f"  Total a pagar: ${self.carrito.total()}")</w:t>
+      </w:r>
+    </w:p>
+    <w:p>
+      <w:pPr>
+        <w:spacing w:after="0" w:before="0"/>
+      </w:pPr>
+      <w:r>
+        <w:rPr>
+          <w:rFonts w:ascii="Courier New" w:hAnsi="Courier New" w:eastAsia="Courier New"/>
+          <w:sz w:val="16"/>
+        </w:rPr>
+        <w:t xml:space="preserve">        print("\n  Gracias por su compra.")</w:t>
+      </w:r>
+    </w:p>
+    <w:p>
+      <w:pPr>
+        <w:spacing w:after="0" w:before="0"/>
+      </w:pPr>
+      <w:r>
+        <w:rPr>
+          <w:rFonts w:ascii="Courier New" w:hAnsi="Courier New" w:eastAsia="Courier New"/>
+          <w:sz w:val="16"/>
+        </w:rPr>
+        <w:t xml:space="preserve">        self.carrito.items = []      # la compra se reinicia</w:t>
+      </w:r>
+    </w:p>
+    <w:p>
+      <w:pPr>
+        <w:spacing w:after="0" w:before="0"/>
+      </w:pPr>
+      <w:r>
+        <w:rPr>
+          <w:rFonts w:ascii="Courier New" w:hAnsi="Courier New" w:eastAsia="Courier New"/>
+          <w:sz w:val="16"/>
+        </w:rPr>
         <w:t xml:space="preserve"> </w:t>
       </w:r>
     </w:p>
@@ -5272,7 +6712,7 @@
           <w:rFonts w:ascii="Courier New" w:hAnsi="Courier New" w:eastAsia="Courier New"/>
           <w:sz w:val="16"/>
         </w:rPr>
-        <w:t xml:space="preserve">    def mostrar(self):</w:t>
+        <w:t xml:space="preserve">    def ejecutar(self):</w:t>
       </w:r>
     </w:p>
     <w:p>
@@ -5284,7 +6724,7 @@
           <w:rFonts w:ascii="Courier New" w:hAnsi="Courier New" w:eastAsia="Courier New"/>
           <w:sz w:val="16"/>
         </w:rPr>
-        <w:t xml:space="preserve">        print("\n=== CARRITO DE COMPRAS ===")</w:t>
+        <w:t xml:space="preserve">        """Ciclo principal del programa."""</w:t>
       </w:r>
     </w:p>
     <w:p>
@@ -5296,7 +6736,7 @@
           <w:rFonts w:ascii="Courier New" w:hAnsi="Courier New" w:eastAsia="Courier New"/>
           <w:sz w:val="16"/>
         </w:rPr>
-        <w:t xml:space="preserve">        if len(self.items) == 0:</w:t>
+        <w:t xml:space="preserve">        while True:</w:t>
       </w:r>
     </w:p>
     <w:p>
@@ -5308,7 +6748,7 @@
           <w:rFonts w:ascii="Courier New" w:hAnsi="Courier New" w:eastAsia="Courier New"/>
           <w:sz w:val="16"/>
         </w:rPr>
-        <w:t xml:space="preserve">            print("  El carrito esta vacio.")</w:t>
+        <w:t xml:space="preserve">            print("\n=== CARRITO DE COMPRAS ===")</w:t>
       </w:r>
     </w:p>
     <w:p>
@@ -5320,7 +6760,7 @@
           <w:rFonts w:ascii="Courier New" w:hAnsi="Courier New" w:eastAsia="Courier New"/>
           <w:sz w:val="16"/>
         </w:rPr>
-        <w:t xml:space="preserve">            return</w:t>
+        <w:t xml:space="preserve">            print("  1. Mostrar catalogo")</w:t>
       </w:r>
     </w:p>
     <w:p>
@@ -5332,7 +6772,7 @@
           <w:rFonts w:ascii="Courier New" w:hAnsi="Courier New" w:eastAsia="Courier New"/>
           <w:sz w:val="16"/>
         </w:rPr>
-        <w:t xml:space="preserve">        print("  ID | Producto     | Precio | Cant. | Subtotal")</w:t>
+        <w:t xml:space="preserve">            print("  2. Buscar producto")</w:t>
       </w:r>
     </w:p>
     <w:p>
@@ -5344,7 +6784,7 @@
           <w:rFonts w:ascii="Courier New" w:hAnsi="Courier New" w:eastAsia="Courier New"/>
           <w:sz w:val="16"/>
         </w:rPr>
-        <w:t xml:space="preserve">        print("  " + "-" * 48)</w:t>
+        <w:t xml:space="preserve">            print("  3. Agregar producto al carrito")</w:t>
       </w:r>
     </w:p>
     <w:p>
@@ -5356,7 +6796,7 @@
           <w:rFonts w:ascii="Courier New" w:hAnsi="Courier New" w:eastAsia="Courier New"/>
           <w:sz w:val="16"/>
         </w:rPr>
-        <w:t xml:space="preserve">        for i in self.items:</w:t>
+        <w:t xml:space="preserve">            print("  4. Ver carrito")</w:t>
       </w:r>
     </w:p>
     <w:p>
@@ -5368,7 +6808,7 @@
           <w:rFonts w:ascii="Courier New" w:hAnsi="Courier New" w:eastAsia="Courier New"/>
           <w:sz w:val="16"/>
         </w:rPr>
-        <w:t xml:space="preserve">            print(f"  {i.producto.id_producto:&lt;3}| {i.producto.nombre:&lt;13}|"</w:t>
+        <w:t xml:space="preserve">            print("  5. Modificar cantidad")</w:t>
       </w:r>
     </w:p>
     <w:p>
@@ -5380,7 +6820,7 @@
           <w:rFonts w:ascii="Courier New" w:hAnsi="Courier New" w:eastAsia="Courier New"/>
           <w:sz w:val="16"/>
         </w:rPr>
-        <w:t xml:space="preserve">                  f" ${i.producto.precio:&lt;6}| {i.cantidad:&lt;6}| ${i.subtotal()}")</w:t>
+        <w:t xml:space="preserve">            print("  6. Eliminar producto")</w:t>
       </w:r>
     </w:p>
     <w:p>
@@ -5392,7 +6832,7 @@
           <w:rFonts w:ascii="Courier New" w:hAnsi="Courier New" w:eastAsia="Courier New"/>
           <w:sz w:val="16"/>
         </w:rPr>
-        <w:t xml:space="preserve">        print("  " + "-" * 48)</w:t>
+        <w:t xml:space="preserve">            print("  7. Vaciar carrito")</w:t>
       </w:r>
     </w:p>
     <w:p>
@@ -5404,7 +6844,7 @@
           <w:rFonts w:ascii="Courier New" w:hAnsi="Courier New" w:eastAsia="Courier New"/>
           <w:sz w:val="16"/>
         </w:rPr>
-        <w:t xml:space="preserve">        print(f"  TOTAL: ${self.total()}")</w:t>
+        <w:t xml:space="preserve">            print("  8. Finalizar compra")</w:t>
       </w:r>
     </w:p>
     <w:p>
@@ -5416,6 +6856,30 @@
           <w:rFonts w:ascii="Courier New" w:hAnsi="Courier New" w:eastAsia="Courier New"/>
           <w:sz w:val="16"/>
         </w:rPr>
+        <w:t xml:space="preserve">            print("  9. Salir")</w:t>
+      </w:r>
+    </w:p>
+    <w:p>
+      <w:pPr>
+        <w:spacing w:after="0" w:before="0"/>
+      </w:pPr>
+      <w:r>
+        <w:rPr>
+          <w:rFonts w:ascii="Courier New" w:hAnsi="Courier New" w:eastAsia="Courier New"/>
+          <w:sz w:val="16"/>
+        </w:rPr>
+        <w:t xml:space="preserve">            opcion = input("Seleccione una opcion: ").strip()</w:t>
+      </w:r>
+    </w:p>
+    <w:p>
+      <w:pPr>
+        <w:spacing w:after="0" w:before="0"/>
+      </w:pPr>
+      <w:r>
+        <w:rPr>
+          <w:rFonts w:ascii="Courier New" w:hAnsi="Courier New" w:eastAsia="Courier New"/>
+          <w:sz w:val="16"/>
+        </w:rPr>
         <w:t xml:space="preserve"> </w:t>
       </w:r>
     </w:p>
@@ -5428,7 +6892,7 @@
           <w:rFonts w:ascii="Courier New" w:hAnsi="Courier New" w:eastAsia="Courier New"/>
           <w:sz w:val="16"/>
         </w:rPr>
-        <w:t xml:space="preserve"> </w:t>
+        <w:t xml:space="preserve">            if opcion == "1":</w:t>
       </w:r>
     </w:p>
     <w:p>
@@ -5440,7 +6904,7 @@
           <w:rFonts w:ascii="Courier New" w:hAnsi="Courier New" w:eastAsia="Courier New"/>
           <w:sz w:val="16"/>
         </w:rPr>
-        <w:t># ==================== VALIDACION DE ENTRADAS ====================</w:t>
+        <w:t xml:space="preserve">                self.catalogo.mostrar()</w:t>
       </w:r>
     </w:p>
     <w:p>
@@ -5452,7 +6916,7 @@
           <w:rFonts w:ascii="Courier New" w:hAnsi="Courier New" w:eastAsia="Courier New"/>
           <w:sz w:val="16"/>
         </w:rPr>
-        <w:t>def leer_cantidad(mensaje):</w:t>
+        <w:t xml:space="preserve">            elif opcion == "2":</w:t>
       </w:r>
     </w:p>
     <w:p>
@@ -5464,7 +6928,7 @@
           <w:rFonts w:ascii="Courier New" w:hAnsi="Courier New" w:eastAsia="Courier New"/>
           <w:sz w:val="16"/>
         </w:rPr>
-        <w:t xml:space="preserve">    """Pide un numero entero mayor que cero. Si el usuario escribe letras</w:t>
+        <w:t xml:space="preserve">                self.buscar_producto()</w:t>
       </w:r>
     </w:p>
     <w:p>
@@ -5476,7 +6940,7 @@
           <w:rFonts w:ascii="Courier New" w:hAnsi="Courier New" w:eastAsia="Courier New"/>
           <w:sz w:val="16"/>
         </w:rPr>
-        <w:t xml:space="preserve">    o un numero invalido, avisa del error y lo vuelve a pedir."""</w:t>
+        <w:t xml:space="preserve">            elif opcion == "3":</w:t>
       </w:r>
     </w:p>
     <w:p>
@@ -5488,7 +6952,7 @@
           <w:rFonts w:ascii="Courier New" w:hAnsi="Courier New" w:eastAsia="Courier New"/>
           <w:sz w:val="16"/>
         </w:rPr>
-        <w:t xml:space="preserve">    while True:</w:t>
+        <w:t xml:space="preserve">                self.agregar_producto()</w:t>
       </w:r>
     </w:p>
     <w:p>
@@ -5500,7 +6964,7 @@
           <w:rFonts w:ascii="Courier New" w:hAnsi="Courier New" w:eastAsia="Courier New"/>
           <w:sz w:val="16"/>
         </w:rPr>
-        <w:t xml:space="preserve">        try:</w:t>
+        <w:t xml:space="preserve">            elif opcion == "4":</w:t>
       </w:r>
     </w:p>
     <w:p>
@@ -5512,7 +6976,7 @@
           <w:rFonts w:ascii="Courier New" w:hAnsi="Courier New" w:eastAsia="Courier New"/>
           <w:sz w:val="16"/>
         </w:rPr>
-        <w:t xml:space="preserve">            numero = int(input(mensaje))</w:t>
+        <w:t xml:space="preserve">                self.carrito.mostrar()</w:t>
       </w:r>
     </w:p>
     <w:p>
@@ -5524,7 +6988,7 @@
           <w:rFonts w:ascii="Courier New" w:hAnsi="Courier New" w:eastAsia="Courier New"/>
           <w:sz w:val="16"/>
         </w:rPr>
-        <w:t xml:space="preserve">            if numero &gt; 0:</w:t>
+        <w:t xml:space="preserve">            elif opcion == "5":</w:t>
       </w:r>
     </w:p>
     <w:p>
@@ -5536,7 +7000,7 @@
           <w:rFonts w:ascii="Courier New" w:hAnsi="Courier New" w:eastAsia="Courier New"/>
           <w:sz w:val="16"/>
         </w:rPr>
-        <w:t xml:space="preserve">                return numero</w:t>
+        <w:t xml:space="preserve">                self.modificar_cantidad()</w:t>
       </w:r>
     </w:p>
     <w:p>
@@ -5548,7 +7012,7 @@
           <w:rFonts w:ascii="Courier New" w:hAnsi="Courier New" w:eastAsia="Courier New"/>
           <w:sz w:val="16"/>
         </w:rPr>
-        <w:t xml:space="preserve">            print("  Error: la cantidad debe ser mayor que cero.")</w:t>
+        <w:t xml:space="preserve">            elif opcion == "6":</w:t>
       </w:r>
     </w:p>
     <w:p>
@@ -5560,7 +7024,7 @@
           <w:rFonts w:ascii="Courier New" w:hAnsi="Courier New" w:eastAsia="Courier New"/>
           <w:sz w:val="16"/>
         </w:rPr>
-        <w:t xml:space="preserve">        except ValueError:</w:t>
+        <w:t xml:space="preserve">                self.eliminar_producto()</w:t>
       </w:r>
     </w:p>
     <w:p>
@@ -5572,7 +7036,7 @@
           <w:rFonts w:ascii="Courier New" w:hAnsi="Courier New" w:eastAsia="Courier New"/>
           <w:sz w:val="16"/>
         </w:rPr>
-        <w:t xml:space="preserve">            print("  Error: debes escribir un numero.")</w:t>
+        <w:t xml:space="preserve">            elif opcion == "7":</w:t>
       </w:r>
     </w:p>
     <w:p>
@@ -5584,7 +7048,7 @@
           <w:rFonts w:ascii="Courier New" w:hAnsi="Courier New" w:eastAsia="Courier New"/>
           <w:sz w:val="16"/>
         </w:rPr>
-        <w:t xml:space="preserve"> </w:t>
+        <w:t xml:space="preserve">                self.vaciar_carrito()</w:t>
       </w:r>
     </w:p>
     <w:p>
@@ -5596,7 +7060,7 @@
           <w:rFonts w:ascii="Courier New" w:hAnsi="Courier New" w:eastAsia="Courier New"/>
           <w:sz w:val="16"/>
         </w:rPr>
-        <w:t xml:space="preserve"> </w:t>
+        <w:t xml:space="preserve">            elif opcion == "8":</w:t>
       </w:r>
     </w:p>
     <w:p>
@@ -5608,7 +7072,7 @@
           <w:rFonts w:ascii="Courier New" w:hAnsi="Courier New" w:eastAsia="Courier New"/>
           <w:sz w:val="16"/>
         </w:rPr>
-        <w:t>def confirmar(mensaje):</w:t>
+        <w:t xml:space="preserve">                self.finalizar_compra()</w:t>
       </w:r>
     </w:p>
     <w:p>
@@ -5620,7 +7084,7 @@
           <w:rFonts w:ascii="Courier New" w:hAnsi="Courier New" w:eastAsia="Courier New"/>
           <w:sz w:val="16"/>
         </w:rPr>
-        <w:t xml:space="preserve">    return input(mensaje).strip().lower() in ("s", "si")</w:t>
+        <w:t xml:space="preserve">            elif opcion == "9":</w:t>
       </w:r>
     </w:p>
     <w:p>
@@ -5632,7 +7096,7 @@
           <w:rFonts w:ascii="Courier New" w:hAnsi="Courier New" w:eastAsia="Courier New"/>
           <w:sz w:val="16"/>
         </w:rPr>
-        <w:t xml:space="preserve"> </w:t>
+        <w:t xml:space="preserve">                print("\n  Gracias por usar el programa.")</w:t>
       </w:r>
     </w:p>
     <w:p>
@@ -5644,7 +7108,7 @@
           <w:rFonts w:ascii="Courier New" w:hAnsi="Courier New" w:eastAsia="Courier New"/>
           <w:sz w:val="16"/>
         </w:rPr>
-        <w:t xml:space="preserve"> </w:t>
+        <w:t xml:space="preserve">                print("  Hasta pronto!")</w:t>
       </w:r>
     </w:p>
     <w:p>
@@ -5656,1291 +7120,7 @@
           <w:rFonts w:ascii="Courier New" w:hAnsi="Courier New" w:eastAsia="Courier New"/>
           <w:sz w:val="16"/>
         </w:rPr>
-        <w:t># ==================== TIENDA (MENU DEL PROGRAMA) ====================</w:t>
-      </w:r>
-    </w:p>
-    <w:p>
-      <w:pPr>
-        <w:spacing w:after="0" w:before="0"/>
-      </w:pPr>
-      <w:r>
-        <w:rPr>
-          <w:rFonts w:ascii="Courier New" w:hAnsi="Courier New" w:eastAsia="Courier New"/>
-          <w:sz w:val="16"/>
-        </w:rPr>
-        <w:t>class Tienda:</w:t>
-      </w:r>
-    </w:p>
-    <w:p>
-      <w:pPr>
-        <w:spacing w:after="0" w:before="0"/>
-      </w:pPr>
-      <w:r>
-        <w:rPr>
-          <w:rFonts w:ascii="Courier New" w:hAnsi="Courier New" w:eastAsia="Courier New"/>
-          <w:sz w:val="16"/>
-        </w:rPr>
-        <w:t xml:space="preserve">    """Une el catalogo con el carrito y controla el menu."""</w:t>
-      </w:r>
-    </w:p>
-    <w:p>
-      <w:pPr>
-        <w:spacing w:after="0" w:before="0"/>
-      </w:pPr>
-      <w:r>
-        <w:rPr>
-          <w:rFonts w:ascii="Courier New" w:hAnsi="Courier New" w:eastAsia="Courier New"/>
-          <w:sz w:val="16"/>
-        </w:rPr>
-        <w:t xml:space="preserve"> </w:t>
-      </w:r>
-    </w:p>
-    <w:p>
-      <w:pPr>
-        <w:spacing w:after="0" w:before="0"/>
-      </w:pPr>
-      <w:r>
-        <w:rPr>
-          <w:rFonts w:ascii="Courier New" w:hAnsi="Courier New" w:eastAsia="Courier New"/>
-          <w:sz w:val="16"/>
-        </w:rPr>
-        <w:t xml:space="preserve">    def __init__(self):</w:t>
-      </w:r>
-    </w:p>
-    <w:p>
-      <w:pPr>
-        <w:spacing w:after="0" w:before="0"/>
-      </w:pPr>
-      <w:r>
-        <w:rPr>
-          <w:rFonts w:ascii="Courier New" w:hAnsi="Courier New" w:eastAsia="Courier New"/>
-          <w:sz w:val="16"/>
-        </w:rPr>
-        <w:t xml:space="preserve">        self.catalogo = Catalogo()</w:t>
-      </w:r>
-    </w:p>
-    <w:p>
-      <w:pPr>
-        <w:spacing w:after="0" w:before="0"/>
-      </w:pPr>
-      <w:r>
-        <w:rPr>
-          <w:rFonts w:ascii="Courier New" w:hAnsi="Courier New" w:eastAsia="Courier New"/>
-          <w:sz w:val="16"/>
-        </w:rPr>
-        <w:t xml:space="preserve">        self.carrito = Carrito()</w:t>
-      </w:r>
-    </w:p>
-    <w:p>
-      <w:pPr>
-        <w:spacing w:after="0" w:before="0"/>
-      </w:pPr>
-      <w:r>
-        <w:rPr>
-          <w:rFonts w:ascii="Courier New" w:hAnsi="Courier New" w:eastAsia="Courier New"/>
-          <w:sz w:val="16"/>
-        </w:rPr>
-        <w:t xml:space="preserve"> </w:t>
-      </w:r>
-    </w:p>
-    <w:p>
-      <w:pPr>
-        <w:spacing w:after="0" w:before="0"/>
-      </w:pPr>
-      <w:r>
-        <w:rPr>
-          <w:rFonts w:ascii="Courier New" w:hAnsi="Courier New" w:eastAsia="Courier New"/>
-          <w:sz w:val="16"/>
-        </w:rPr>
-        <w:t xml:space="preserve">    def buscar_producto(self):</w:t>
-      </w:r>
-    </w:p>
-    <w:p>
-      <w:pPr>
-        <w:spacing w:after="0" w:before="0"/>
-      </w:pPr>
-      <w:r>
-        <w:rPr>
-          <w:rFonts w:ascii="Courier New" w:hAnsi="Courier New" w:eastAsia="Courier New"/>
-          <w:sz w:val="16"/>
-        </w:rPr>
-        <w:t xml:space="preserve">        p = self.catalogo.buscar(input("\nID o nombre del producto: "))</w:t>
-      </w:r>
-    </w:p>
-    <w:p>
-      <w:pPr>
-        <w:spacing w:after="0" w:before="0"/>
-      </w:pPr>
-      <w:r>
-        <w:rPr>
-          <w:rFonts w:ascii="Courier New" w:hAnsi="Courier New" w:eastAsia="Courier New"/>
-          <w:sz w:val="16"/>
-        </w:rPr>
-        <w:t xml:space="preserve">        if p is None:</w:t>
-      </w:r>
-    </w:p>
-    <w:p>
-      <w:pPr>
-        <w:spacing w:after="0" w:before="0"/>
-      </w:pPr>
-      <w:r>
-        <w:rPr>
-          <w:rFonts w:ascii="Courier New" w:hAnsi="Courier New" w:eastAsia="Courier New"/>
-          <w:sz w:val="16"/>
-        </w:rPr>
-        <w:t xml:space="preserve">            print("  El producto no existe en el catalogo.")</w:t>
-      </w:r>
-    </w:p>
-    <w:p>
-      <w:pPr>
-        <w:spacing w:after="0" w:before="0"/>
-      </w:pPr>
-      <w:r>
-        <w:rPr>
-          <w:rFonts w:ascii="Courier New" w:hAnsi="Courier New" w:eastAsia="Courier New"/>
-          <w:sz w:val="16"/>
-        </w:rPr>
-        <w:t xml:space="preserve">        else:</w:t>
-      </w:r>
-    </w:p>
-    <w:p>
-      <w:pPr>
-        <w:spacing w:after="0" w:before="0"/>
-      </w:pPr>
-      <w:r>
-        <w:rPr>
-          <w:rFonts w:ascii="Courier New" w:hAnsi="Courier New" w:eastAsia="Courier New"/>
-          <w:sz w:val="16"/>
-        </w:rPr>
-        <w:t xml:space="preserve">            print(f"  ID: {p.id_producto}   Producto: {p.nombre}")</w:t>
-      </w:r>
-    </w:p>
-    <w:p>
-      <w:pPr>
-        <w:spacing w:after="0" w:before="0"/>
-      </w:pPr>
-      <w:r>
-        <w:rPr>
-          <w:rFonts w:ascii="Courier New" w:hAnsi="Courier New" w:eastAsia="Courier New"/>
-          <w:sz w:val="16"/>
-        </w:rPr>
-        <w:t xml:space="preserve">            print(f"  Categoria: {p.categoria}   Precio: ${p.precio}")</w:t>
-      </w:r>
-    </w:p>
-    <w:p>
-      <w:pPr>
-        <w:spacing w:after="0" w:before="0"/>
-      </w:pPr>
-      <w:r>
-        <w:rPr>
-          <w:rFonts w:ascii="Courier New" w:hAnsi="Courier New" w:eastAsia="Courier New"/>
-          <w:sz w:val="16"/>
-        </w:rPr>
-        <w:t xml:space="preserve"> </w:t>
-      </w:r>
-    </w:p>
-    <w:p>
-      <w:pPr>
-        <w:spacing w:after="0" w:before="0"/>
-      </w:pPr>
-      <w:r>
-        <w:rPr>
-          <w:rFonts w:ascii="Courier New" w:hAnsi="Courier New" w:eastAsia="Courier New"/>
-          <w:sz w:val="16"/>
-        </w:rPr>
-        <w:t xml:space="preserve">    def agregar_producto(self):</w:t>
-      </w:r>
-    </w:p>
-    <w:p>
-      <w:pPr>
-        <w:spacing w:after="0" w:before="0"/>
-      </w:pPr>
-      <w:r>
-        <w:rPr>
-          <w:rFonts w:ascii="Courier New" w:hAnsi="Courier New" w:eastAsia="Courier New"/>
-          <w:sz w:val="16"/>
-        </w:rPr>
-        <w:t xml:space="preserve">        self.catalogo.mostrar()</w:t>
-      </w:r>
-    </w:p>
-    <w:p>
-      <w:pPr>
-        <w:spacing w:after="0" w:before="0"/>
-      </w:pPr>
-      <w:r>
-        <w:rPr>
-          <w:rFonts w:ascii="Courier New" w:hAnsi="Courier New" w:eastAsia="Courier New"/>
-          <w:sz w:val="16"/>
-        </w:rPr>
-        <w:t xml:space="preserve">        p = self.catalogo.buscar(input("\nID o nombre del producto a agregar: "))</w:t>
-      </w:r>
-    </w:p>
-    <w:p>
-      <w:pPr>
-        <w:spacing w:after="0" w:before="0"/>
-      </w:pPr>
-      <w:r>
-        <w:rPr>
-          <w:rFonts w:ascii="Courier New" w:hAnsi="Courier New" w:eastAsia="Courier New"/>
-          <w:sz w:val="16"/>
-        </w:rPr>
-        <w:t xml:space="preserve">        if p is None:</w:t>
-      </w:r>
-    </w:p>
-    <w:p>
-      <w:pPr>
-        <w:spacing w:after="0" w:before="0"/>
-      </w:pPr>
-      <w:r>
-        <w:rPr>
-          <w:rFonts w:ascii="Courier New" w:hAnsi="Courier New" w:eastAsia="Courier New"/>
-          <w:sz w:val="16"/>
-        </w:rPr>
-        <w:t xml:space="preserve">            print("  El producto no existe en el catalogo.")</w:t>
-      </w:r>
-    </w:p>
-    <w:p>
-      <w:pPr>
-        <w:spacing w:after="0" w:before="0"/>
-      </w:pPr>
-      <w:r>
-        <w:rPr>
-          <w:rFonts w:ascii="Courier New" w:hAnsi="Courier New" w:eastAsia="Courier New"/>
-          <w:sz w:val="16"/>
-        </w:rPr>
-        <w:t xml:space="preserve">            return</w:t>
-      </w:r>
-    </w:p>
-    <w:p>
-      <w:pPr>
-        <w:spacing w:after="0" w:before="0"/>
-      </w:pPr>
-      <w:r>
-        <w:rPr>
-          <w:rFonts w:ascii="Courier New" w:hAnsi="Courier New" w:eastAsia="Courier New"/>
-          <w:sz w:val="16"/>
-        </w:rPr>
-        <w:t xml:space="preserve">        print(f"  Producto: {p.nombre}   Precio unitario: ${p.precio}")</w:t>
-      </w:r>
-    </w:p>
-    <w:p>
-      <w:pPr>
-        <w:spacing w:after="0" w:before="0"/>
-      </w:pPr>
-      <w:r>
-        <w:rPr>
-          <w:rFonts w:ascii="Courier New" w:hAnsi="Courier New" w:eastAsia="Courier New"/>
-          <w:sz w:val="16"/>
-        </w:rPr>
-        <w:t xml:space="preserve">        self.carrito.agregar(p, leer_cantidad("  Cantidad: "))</w:t>
-      </w:r>
-    </w:p>
-    <w:p>
-      <w:pPr>
-        <w:spacing w:after="0" w:before="0"/>
-      </w:pPr>
-      <w:r>
-        <w:rPr>
-          <w:rFonts w:ascii="Courier New" w:hAnsi="Courier New" w:eastAsia="Courier New"/>
-          <w:sz w:val="16"/>
-        </w:rPr>
-        <w:t xml:space="preserve">        print("  Producto agregado al carrito!")</w:t>
-      </w:r>
-    </w:p>
-    <w:p>
-      <w:pPr>
-        <w:spacing w:after="0" w:before="0"/>
-      </w:pPr>
-      <w:r>
-        <w:rPr>
-          <w:rFonts w:ascii="Courier New" w:hAnsi="Courier New" w:eastAsia="Courier New"/>
-          <w:sz w:val="16"/>
-        </w:rPr>
-        <w:t xml:space="preserve"> </w:t>
-      </w:r>
-    </w:p>
-    <w:p>
-      <w:pPr>
-        <w:spacing w:after="0" w:before="0"/>
-      </w:pPr>
-      <w:r>
-        <w:rPr>
-          <w:rFonts w:ascii="Courier New" w:hAnsi="Courier New" w:eastAsia="Courier New"/>
-          <w:sz w:val="16"/>
-        </w:rPr>
-        <w:t xml:space="preserve">    def modificar_cantidad(self):</w:t>
-      </w:r>
-    </w:p>
-    <w:p>
-      <w:pPr>
-        <w:spacing w:after="0" w:before="0"/>
-      </w:pPr>
-      <w:r>
-        <w:rPr>
-          <w:rFonts w:ascii="Courier New" w:hAnsi="Courier New" w:eastAsia="Courier New"/>
-          <w:sz w:val="16"/>
-        </w:rPr>
-        <w:t xml:space="preserve">        self.carrito.mostrar()</w:t>
-      </w:r>
-    </w:p>
-    <w:p>
-      <w:pPr>
-        <w:spacing w:after="0" w:before="0"/>
-      </w:pPr>
-      <w:r>
-        <w:rPr>
-          <w:rFonts w:ascii="Courier New" w:hAnsi="Courier New" w:eastAsia="Courier New"/>
-          <w:sz w:val="16"/>
-        </w:rPr>
-        <w:t xml:space="preserve">        if len(self.carrito.items) == 0:</w:t>
-      </w:r>
-    </w:p>
-    <w:p>
-      <w:pPr>
-        <w:spacing w:after="0" w:before="0"/>
-      </w:pPr>
-      <w:r>
-        <w:rPr>
-          <w:rFonts w:ascii="Courier New" w:hAnsi="Courier New" w:eastAsia="Courier New"/>
-          <w:sz w:val="16"/>
-        </w:rPr>
-        <w:t xml:space="preserve">            return</w:t>
-      </w:r>
-    </w:p>
-    <w:p>
-      <w:pPr>
-        <w:spacing w:after="0" w:before="0"/>
-      </w:pPr>
-      <w:r>
-        <w:rPr>
-          <w:rFonts w:ascii="Courier New" w:hAnsi="Courier New" w:eastAsia="Courier New"/>
-          <w:sz w:val="16"/>
-        </w:rPr>
-        <w:t xml:space="preserve">        item = self.carrito.buscar(input("\nID o nombre del producto a modificar: "))</w:t>
-      </w:r>
-    </w:p>
-    <w:p>
-      <w:pPr>
-        <w:spacing w:after="0" w:before="0"/>
-      </w:pPr>
-      <w:r>
-        <w:rPr>
-          <w:rFonts w:ascii="Courier New" w:hAnsi="Courier New" w:eastAsia="Courier New"/>
-          <w:sz w:val="16"/>
-        </w:rPr>
-        <w:t xml:space="preserve">        if item is None:</w:t>
-      </w:r>
-    </w:p>
-    <w:p>
-      <w:pPr>
-        <w:spacing w:after="0" w:before="0"/>
-      </w:pPr>
-      <w:r>
-        <w:rPr>
-          <w:rFonts w:ascii="Courier New" w:hAnsi="Courier New" w:eastAsia="Courier New"/>
-          <w:sz w:val="16"/>
-        </w:rPr>
-        <w:t xml:space="preserve">            print("  Ese producto no esta en el carrito.")</w:t>
-      </w:r>
-    </w:p>
-    <w:p>
-      <w:pPr>
-        <w:spacing w:after="0" w:before="0"/>
-      </w:pPr>
-      <w:r>
-        <w:rPr>
-          <w:rFonts w:ascii="Courier New" w:hAnsi="Courier New" w:eastAsia="Courier New"/>
-          <w:sz w:val="16"/>
-        </w:rPr>
-        <w:t xml:space="preserve">            return</w:t>
-      </w:r>
-    </w:p>
-    <w:p>
-      <w:pPr>
-        <w:spacing w:after="0" w:before="0"/>
-      </w:pPr>
-      <w:r>
-        <w:rPr>
-          <w:rFonts w:ascii="Courier New" w:hAnsi="Courier New" w:eastAsia="Courier New"/>
-          <w:sz w:val="16"/>
-        </w:rPr>
-        <w:t xml:space="preserve">        print(f"  Producto: {item.producto.nombre}   Cantidad actual: {item.cantidad}")</w:t>
-      </w:r>
-    </w:p>
-    <w:p>
-      <w:pPr>
-        <w:spacing w:after="0" w:before="0"/>
-      </w:pPr>
-      <w:r>
-        <w:rPr>
-          <w:rFonts w:ascii="Courier New" w:hAnsi="Courier New" w:eastAsia="Courier New"/>
-          <w:sz w:val="16"/>
-        </w:rPr>
-        <w:t xml:space="preserve">        item.cantidad = leer_cantidad("  Nueva cantidad: ")</w:t>
-      </w:r>
-    </w:p>
-    <w:p>
-      <w:pPr>
-        <w:spacing w:after="0" w:before="0"/>
-      </w:pPr>
-      <w:r>
-        <w:rPr>
-          <w:rFonts w:ascii="Courier New" w:hAnsi="Courier New" w:eastAsia="Courier New"/>
-          <w:sz w:val="16"/>
-        </w:rPr>
-        <w:t xml:space="preserve">        print("  Cantidad actualizada!")</w:t>
-      </w:r>
-    </w:p>
-    <w:p>
-      <w:pPr>
-        <w:spacing w:after="0" w:before="0"/>
-      </w:pPr>
-      <w:r>
-        <w:rPr>
-          <w:rFonts w:ascii="Courier New" w:hAnsi="Courier New" w:eastAsia="Courier New"/>
-          <w:sz w:val="16"/>
-        </w:rPr>
-        <w:t xml:space="preserve">        print(f"  Nuevo subtotal: ${item.subtotal()}   Nuevo total: ${self.carrito.total()}")</w:t>
-      </w:r>
-    </w:p>
-    <w:p>
-      <w:pPr>
-        <w:spacing w:after="0" w:before="0"/>
-      </w:pPr>
-      <w:r>
-        <w:rPr>
-          <w:rFonts w:ascii="Courier New" w:hAnsi="Courier New" w:eastAsia="Courier New"/>
-          <w:sz w:val="16"/>
-        </w:rPr>
-        <w:t xml:space="preserve"> </w:t>
-      </w:r>
-    </w:p>
-    <w:p>
-      <w:pPr>
-        <w:spacing w:after="0" w:before="0"/>
-      </w:pPr>
-      <w:r>
-        <w:rPr>
-          <w:rFonts w:ascii="Courier New" w:hAnsi="Courier New" w:eastAsia="Courier New"/>
-          <w:sz w:val="16"/>
-        </w:rPr>
-        <w:t xml:space="preserve">    def eliminar_producto(self):</w:t>
-      </w:r>
-    </w:p>
-    <w:p>
-      <w:pPr>
-        <w:spacing w:after="0" w:before="0"/>
-      </w:pPr>
-      <w:r>
-        <w:rPr>
-          <w:rFonts w:ascii="Courier New" w:hAnsi="Courier New" w:eastAsia="Courier New"/>
-          <w:sz w:val="16"/>
-        </w:rPr>
-        <w:t xml:space="preserve">        self.carrito.mostrar()</w:t>
-      </w:r>
-    </w:p>
-    <w:p>
-      <w:pPr>
-        <w:spacing w:after="0" w:before="0"/>
-      </w:pPr>
-      <w:r>
-        <w:rPr>
-          <w:rFonts w:ascii="Courier New" w:hAnsi="Courier New" w:eastAsia="Courier New"/>
-          <w:sz w:val="16"/>
-        </w:rPr>
-        <w:t xml:space="preserve">        if len(self.carrito.items) == 0:</w:t>
-      </w:r>
-    </w:p>
-    <w:p>
-      <w:pPr>
-        <w:spacing w:after="0" w:before="0"/>
-      </w:pPr>
-      <w:r>
-        <w:rPr>
-          <w:rFonts w:ascii="Courier New" w:hAnsi="Courier New" w:eastAsia="Courier New"/>
-          <w:sz w:val="16"/>
-        </w:rPr>
-        <w:t xml:space="preserve">            return</w:t>
-      </w:r>
-    </w:p>
-    <w:p>
-      <w:pPr>
-        <w:spacing w:after="0" w:before="0"/>
-      </w:pPr>
-      <w:r>
-        <w:rPr>
-          <w:rFonts w:ascii="Courier New" w:hAnsi="Courier New" w:eastAsia="Courier New"/>
-          <w:sz w:val="16"/>
-        </w:rPr>
-        <w:t xml:space="preserve">        item = self.carrito.buscar(input("\nID o nombre del producto a eliminar: "))</w:t>
-      </w:r>
-    </w:p>
-    <w:p>
-      <w:pPr>
-        <w:spacing w:after="0" w:before="0"/>
-      </w:pPr>
-      <w:r>
-        <w:rPr>
-          <w:rFonts w:ascii="Courier New" w:hAnsi="Courier New" w:eastAsia="Courier New"/>
-          <w:sz w:val="16"/>
-        </w:rPr>
-        <w:t xml:space="preserve">        if item is None:</w:t>
-      </w:r>
-    </w:p>
-    <w:p>
-      <w:pPr>
-        <w:spacing w:after="0" w:before="0"/>
-      </w:pPr>
-      <w:r>
-        <w:rPr>
-          <w:rFonts w:ascii="Courier New" w:hAnsi="Courier New" w:eastAsia="Courier New"/>
-          <w:sz w:val="16"/>
-        </w:rPr>
-        <w:t xml:space="preserve">            print("  Ese producto no esta en el carrito.")</w:t>
-      </w:r>
-    </w:p>
-    <w:p>
-      <w:pPr>
-        <w:spacing w:after="0" w:before="0"/>
-      </w:pPr>
-      <w:r>
-        <w:rPr>
-          <w:rFonts w:ascii="Courier New" w:hAnsi="Courier New" w:eastAsia="Courier New"/>
-          <w:sz w:val="16"/>
-        </w:rPr>
-        <w:t xml:space="preserve">            return</w:t>
-      </w:r>
-    </w:p>
-    <w:p>
-      <w:pPr>
-        <w:spacing w:after="0" w:before="0"/>
-      </w:pPr>
-      <w:r>
-        <w:rPr>
-          <w:rFonts w:ascii="Courier New" w:hAnsi="Courier New" w:eastAsia="Courier New"/>
-          <w:sz w:val="16"/>
-        </w:rPr>
-        <w:t xml:space="preserve">        if confirmar(f"  Seguro que desea eliminar {item.producto.nombre}? (s/n): "):</w:t>
-      </w:r>
-    </w:p>
-    <w:p>
-      <w:pPr>
-        <w:spacing w:after="0" w:before="0"/>
-      </w:pPr>
-      <w:r>
-        <w:rPr>
-          <w:rFonts w:ascii="Courier New" w:hAnsi="Courier New" w:eastAsia="Courier New"/>
-          <w:sz w:val="16"/>
-        </w:rPr>
-        <w:t xml:space="preserve">            self.carrito.items.remove(item)</w:t>
-      </w:r>
-    </w:p>
-    <w:p>
-      <w:pPr>
-        <w:spacing w:after="0" w:before="0"/>
-      </w:pPr>
-      <w:r>
-        <w:rPr>
-          <w:rFonts w:ascii="Courier New" w:hAnsi="Courier New" w:eastAsia="Courier New"/>
-          <w:sz w:val="16"/>
-        </w:rPr>
-        <w:t xml:space="preserve">            print("  Producto eliminado del carrito!")</w:t>
-      </w:r>
-    </w:p>
-    <w:p>
-      <w:pPr>
-        <w:spacing w:after="0" w:before="0"/>
-      </w:pPr>
-      <w:r>
-        <w:rPr>
-          <w:rFonts w:ascii="Courier New" w:hAnsi="Courier New" w:eastAsia="Courier New"/>
-          <w:sz w:val="16"/>
-        </w:rPr>
-        <w:t xml:space="preserve">        else:</w:t>
-      </w:r>
-    </w:p>
-    <w:p>
-      <w:pPr>
-        <w:spacing w:after="0" w:before="0"/>
-      </w:pPr>
-      <w:r>
-        <w:rPr>
-          <w:rFonts w:ascii="Courier New" w:hAnsi="Courier New" w:eastAsia="Courier New"/>
-          <w:sz w:val="16"/>
-        </w:rPr>
-        <w:t xml:space="preserve">            print("  Operacion cancelada.")</w:t>
-      </w:r>
-    </w:p>
-    <w:p>
-      <w:pPr>
-        <w:spacing w:after="0" w:before="0"/>
-      </w:pPr>
-      <w:r>
-        <w:rPr>
-          <w:rFonts w:ascii="Courier New" w:hAnsi="Courier New" w:eastAsia="Courier New"/>
-          <w:sz w:val="16"/>
-        </w:rPr>
-        <w:t xml:space="preserve"> </w:t>
-      </w:r>
-    </w:p>
-    <w:p>
-      <w:pPr>
-        <w:spacing w:after="0" w:before="0"/>
-      </w:pPr>
-      <w:r>
-        <w:rPr>
-          <w:rFonts w:ascii="Courier New" w:hAnsi="Courier New" w:eastAsia="Courier New"/>
-          <w:sz w:val="16"/>
-        </w:rPr>
-        <w:t xml:space="preserve">    def vaciar_carrito(self):</w:t>
-      </w:r>
-    </w:p>
-    <w:p>
-      <w:pPr>
-        <w:spacing w:after="0" w:before="0"/>
-      </w:pPr>
-      <w:r>
-        <w:rPr>
-          <w:rFonts w:ascii="Courier New" w:hAnsi="Courier New" w:eastAsia="Courier New"/>
-          <w:sz w:val="16"/>
-        </w:rPr>
-        <w:t xml:space="preserve">        if len(self.carrito.items) == 0:</w:t>
-      </w:r>
-    </w:p>
-    <w:p>
-      <w:pPr>
-        <w:spacing w:after="0" w:before="0"/>
-      </w:pPr>
-      <w:r>
-        <w:rPr>
-          <w:rFonts w:ascii="Courier New" w:hAnsi="Courier New" w:eastAsia="Courier New"/>
-          <w:sz w:val="16"/>
-        </w:rPr>
-        <w:t xml:space="preserve">            print("\n  El carrito ya esta vacio.")</w:t>
-      </w:r>
-    </w:p>
-    <w:p>
-      <w:pPr>
-        <w:spacing w:after="0" w:before="0"/>
-      </w:pPr>
-      <w:r>
-        <w:rPr>
-          <w:rFonts w:ascii="Courier New" w:hAnsi="Courier New" w:eastAsia="Courier New"/>
-          <w:sz w:val="16"/>
-        </w:rPr>
-        <w:t xml:space="preserve">        elif confirmar("\n  Seguro que desea vaciar el carrito? (s/n): "):</w:t>
-      </w:r>
-    </w:p>
-    <w:p>
-      <w:pPr>
-        <w:spacing w:after="0" w:before="0"/>
-      </w:pPr>
-      <w:r>
-        <w:rPr>
-          <w:rFonts w:ascii="Courier New" w:hAnsi="Courier New" w:eastAsia="Courier New"/>
-          <w:sz w:val="16"/>
-        </w:rPr>
-        <w:t xml:space="preserve">            self.carrito.items = []</w:t>
-      </w:r>
-    </w:p>
-    <w:p>
-      <w:pPr>
-        <w:spacing w:after="0" w:before="0"/>
-      </w:pPr>
-      <w:r>
-        <w:rPr>
-          <w:rFonts w:ascii="Courier New" w:hAnsi="Courier New" w:eastAsia="Courier New"/>
-          <w:sz w:val="16"/>
-        </w:rPr>
-        <w:t xml:space="preserve">            print("  Carrito vaciado!")</w:t>
-      </w:r>
-    </w:p>
-    <w:p>
-      <w:pPr>
-        <w:spacing w:after="0" w:before="0"/>
-      </w:pPr>
-      <w:r>
-        <w:rPr>
-          <w:rFonts w:ascii="Courier New" w:hAnsi="Courier New" w:eastAsia="Courier New"/>
-          <w:sz w:val="16"/>
-        </w:rPr>
-        <w:t xml:space="preserve">        else:</w:t>
-      </w:r>
-    </w:p>
-    <w:p>
-      <w:pPr>
-        <w:spacing w:after="0" w:before="0"/>
-      </w:pPr>
-      <w:r>
-        <w:rPr>
-          <w:rFonts w:ascii="Courier New" w:hAnsi="Courier New" w:eastAsia="Courier New"/>
-          <w:sz w:val="16"/>
-        </w:rPr>
-        <w:t xml:space="preserve">            print("  Operacion cancelada.")</w:t>
-      </w:r>
-    </w:p>
-    <w:p>
-      <w:pPr>
-        <w:spacing w:after="0" w:before="0"/>
-      </w:pPr>
-      <w:r>
-        <w:rPr>
-          <w:rFonts w:ascii="Courier New" w:hAnsi="Courier New" w:eastAsia="Courier New"/>
-          <w:sz w:val="16"/>
-        </w:rPr>
-        <w:t xml:space="preserve"> </w:t>
-      </w:r>
-    </w:p>
-    <w:p>
-      <w:pPr>
-        <w:spacing w:after="0" w:before="0"/>
-      </w:pPr>
-      <w:r>
-        <w:rPr>
-          <w:rFonts w:ascii="Courier New" w:hAnsi="Courier New" w:eastAsia="Courier New"/>
-          <w:sz w:val="16"/>
-        </w:rPr>
-        <w:t xml:space="preserve">    def finalizar_compra(self):</w:t>
-      </w:r>
-    </w:p>
-    <w:p>
-      <w:pPr>
-        <w:spacing w:after="0" w:before="0"/>
-      </w:pPr>
-      <w:r>
-        <w:rPr>
-          <w:rFonts w:ascii="Courier New" w:hAnsi="Courier New" w:eastAsia="Courier New"/>
-          <w:sz w:val="16"/>
-        </w:rPr>
-        <w:t xml:space="preserve">        if len(self.carrito.items) == 0:</w:t>
-      </w:r>
-    </w:p>
-    <w:p>
-      <w:pPr>
-        <w:spacing w:after="0" w:before="0"/>
-      </w:pPr>
-      <w:r>
-        <w:rPr>
-          <w:rFonts w:ascii="Courier New" w:hAnsi="Courier New" w:eastAsia="Courier New"/>
-          <w:sz w:val="16"/>
-        </w:rPr>
-        <w:t xml:space="preserve">            print("\n  No puede finalizar la compra: el carrito esta vacio.")</w:t>
-      </w:r>
-    </w:p>
-    <w:p>
-      <w:pPr>
-        <w:spacing w:after="0" w:before="0"/>
-      </w:pPr>
-      <w:r>
-        <w:rPr>
-          <w:rFonts w:ascii="Courier New" w:hAnsi="Courier New" w:eastAsia="Courier New"/>
-          <w:sz w:val="16"/>
-        </w:rPr>
-        <w:t xml:space="preserve">            return</w:t>
-      </w:r>
-    </w:p>
-    <w:p>
-      <w:pPr>
-        <w:spacing w:after="0" w:before="0"/>
-      </w:pPr>
-      <w:r>
-        <w:rPr>
-          <w:rFonts w:ascii="Courier New" w:hAnsi="Courier New" w:eastAsia="Courier New"/>
-          <w:sz w:val="16"/>
-        </w:rPr>
-        <w:t xml:space="preserve">        print("\n=== RESUMEN DE COMPRA ===")</w:t>
-      </w:r>
-    </w:p>
-    <w:p>
-      <w:pPr>
-        <w:spacing w:after="0" w:before="0"/>
-      </w:pPr>
-      <w:r>
-        <w:rPr>
-          <w:rFonts w:ascii="Courier New" w:hAnsi="Courier New" w:eastAsia="Courier New"/>
-          <w:sz w:val="16"/>
-        </w:rPr>
-        <w:t xml:space="preserve">        print("  ID | Producto     | Cant. | Subtotal")</w:t>
-      </w:r>
-    </w:p>
-    <w:p>
-      <w:pPr>
-        <w:spacing w:after="0" w:before="0"/>
-      </w:pPr>
-      <w:r>
-        <w:rPr>
-          <w:rFonts w:ascii="Courier New" w:hAnsi="Courier New" w:eastAsia="Courier New"/>
-          <w:sz w:val="16"/>
-        </w:rPr>
-        <w:t xml:space="preserve">        print("  " + "-" * 40)</w:t>
-      </w:r>
-    </w:p>
-    <w:p>
-      <w:pPr>
-        <w:spacing w:after="0" w:before="0"/>
-      </w:pPr>
-      <w:r>
-        <w:rPr>
-          <w:rFonts w:ascii="Courier New" w:hAnsi="Courier New" w:eastAsia="Courier New"/>
-          <w:sz w:val="16"/>
-        </w:rPr>
-        <w:t xml:space="preserve">        for i in self.carrito.items:</w:t>
-      </w:r>
-    </w:p>
-    <w:p>
-      <w:pPr>
-        <w:spacing w:after="0" w:before="0"/>
-      </w:pPr>
-      <w:r>
-        <w:rPr>
-          <w:rFonts w:ascii="Courier New" w:hAnsi="Courier New" w:eastAsia="Courier New"/>
-          <w:sz w:val="16"/>
-        </w:rPr>
-        <w:t xml:space="preserve">            print(f"  {i.producto.id_producto:&lt;3}| {i.producto.nombre:&lt;13}|"</w:t>
-      </w:r>
-    </w:p>
-    <w:p>
-      <w:pPr>
-        <w:spacing w:after="0" w:before="0"/>
-      </w:pPr>
-      <w:r>
-        <w:rPr>
-          <w:rFonts w:ascii="Courier New" w:hAnsi="Courier New" w:eastAsia="Courier New"/>
-          <w:sz w:val="16"/>
-        </w:rPr>
-        <w:t xml:space="preserve">                  f" {i.cantidad:&lt;6}| ${i.subtotal()}")</w:t>
-      </w:r>
-    </w:p>
-    <w:p>
-      <w:pPr>
-        <w:spacing w:after="0" w:before="0"/>
-      </w:pPr>
-      <w:r>
-        <w:rPr>
-          <w:rFonts w:ascii="Courier New" w:hAnsi="Courier New" w:eastAsia="Courier New"/>
-          <w:sz w:val="16"/>
-        </w:rPr>
-        <w:t xml:space="preserve">        print("  " + "-" * 40)</w:t>
-      </w:r>
-    </w:p>
-    <w:p>
-      <w:pPr>
-        <w:spacing w:after="0" w:before="0"/>
-      </w:pPr>
-      <w:r>
-        <w:rPr>
-          <w:rFonts w:ascii="Courier New" w:hAnsi="Courier New" w:eastAsia="Courier New"/>
-          <w:sz w:val="16"/>
-        </w:rPr>
-        <w:t xml:space="preserve">        print(f"  Productos distintos: {len(self.carrito.items)}")</w:t>
-      </w:r>
-    </w:p>
-    <w:p>
-      <w:pPr>
-        <w:spacing w:after="0" w:before="0"/>
-      </w:pPr>
-      <w:r>
-        <w:rPr>
-          <w:rFonts w:ascii="Courier New" w:hAnsi="Courier New" w:eastAsia="Courier New"/>
-          <w:sz w:val="16"/>
-        </w:rPr>
-        <w:t xml:space="preserve">        print(f"  Total de articulos:  {self.carrito.total_articulos()}")</w:t>
-      </w:r>
-    </w:p>
-    <w:p>
-      <w:pPr>
-        <w:spacing w:after="0" w:before="0"/>
-      </w:pPr>
-      <w:r>
-        <w:rPr>
-          <w:rFonts w:ascii="Courier New" w:hAnsi="Courier New" w:eastAsia="Courier New"/>
-          <w:sz w:val="16"/>
-        </w:rPr>
-        <w:t xml:space="preserve">        print(f"  Total a pagar:       ${self.carrito.total()}")</w:t>
-      </w:r>
-    </w:p>
-    <w:p>
-      <w:pPr>
-        <w:spacing w:after="0" w:before="0"/>
-      </w:pPr>
-      <w:r>
-        <w:rPr>
-          <w:rFonts w:ascii="Courier New" w:hAnsi="Courier New" w:eastAsia="Courier New"/>
-          <w:sz w:val="16"/>
-        </w:rPr>
-        <w:t xml:space="preserve">        print("\n  Gracias por su compra!")</w:t>
-      </w:r>
-    </w:p>
-    <w:p>
-      <w:pPr>
-        <w:spacing w:after="0" w:before="0"/>
-      </w:pPr>
-      <w:r>
-        <w:rPr>
-          <w:rFonts w:ascii="Courier New" w:hAnsi="Courier New" w:eastAsia="Courier New"/>
-          <w:sz w:val="16"/>
-        </w:rPr>
-        <w:t xml:space="preserve">        self.carrito.items = []      # la compra se reinicia</w:t>
-      </w:r>
-    </w:p>
-    <w:p>
-      <w:pPr>
-        <w:spacing w:after="0" w:before="0"/>
-      </w:pPr>
-      <w:r>
-        <w:rPr>
-          <w:rFonts w:ascii="Courier New" w:hAnsi="Courier New" w:eastAsia="Courier New"/>
-          <w:sz w:val="16"/>
-        </w:rPr>
-        <w:t xml:space="preserve"> </w:t>
-      </w:r>
-    </w:p>
-    <w:p>
-      <w:pPr>
-        <w:spacing w:after="0" w:before="0"/>
-      </w:pPr>
-      <w:r>
-        <w:rPr>
-          <w:rFonts w:ascii="Courier New" w:hAnsi="Courier New" w:eastAsia="Courier New"/>
-          <w:sz w:val="16"/>
-        </w:rPr>
-        <w:t xml:space="preserve">    def ejecutar(self):</w:t>
-      </w:r>
-    </w:p>
-    <w:p>
-      <w:pPr>
-        <w:spacing w:after="0" w:before="0"/>
-      </w:pPr>
-      <w:r>
-        <w:rPr>
-          <w:rFonts w:ascii="Courier New" w:hAnsi="Courier New" w:eastAsia="Courier New"/>
-          <w:sz w:val="16"/>
-        </w:rPr>
-        <w:t xml:space="preserve">        """Ciclo principal del programa."""</w:t>
-      </w:r>
-    </w:p>
-    <w:p>
-      <w:pPr>
-        <w:spacing w:after="0" w:before="0"/>
-      </w:pPr>
-      <w:r>
-        <w:rPr>
-          <w:rFonts w:ascii="Courier New" w:hAnsi="Courier New" w:eastAsia="Courier New"/>
-          <w:sz w:val="16"/>
-        </w:rPr>
-        <w:t xml:space="preserve">        while True:</w:t>
-      </w:r>
-    </w:p>
-    <w:p>
-      <w:pPr>
-        <w:spacing w:after="0" w:before="0"/>
-      </w:pPr>
-      <w:r>
-        <w:rPr>
-          <w:rFonts w:ascii="Courier New" w:hAnsi="Courier New" w:eastAsia="Courier New"/>
-          <w:sz w:val="16"/>
-        </w:rPr>
-        <w:t xml:space="preserve">            print("\n=== CARRITO DE COMPRAS ===")</w:t>
-      </w:r>
-    </w:p>
-    <w:p>
-      <w:pPr>
-        <w:spacing w:after="0" w:before="0"/>
-      </w:pPr>
-      <w:r>
-        <w:rPr>
-          <w:rFonts w:ascii="Courier New" w:hAnsi="Courier New" w:eastAsia="Courier New"/>
-          <w:sz w:val="16"/>
-        </w:rPr>
-        <w:t xml:space="preserve">            print("  1. Mostrar catalogo        6. Eliminar producto")</w:t>
-      </w:r>
-    </w:p>
-    <w:p>
-      <w:pPr>
-        <w:spacing w:after="0" w:before="0"/>
-      </w:pPr>
-      <w:r>
-        <w:rPr>
-          <w:rFonts w:ascii="Courier New" w:hAnsi="Courier New" w:eastAsia="Courier New"/>
-          <w:sz w:val="16"/>
-        </w:rPr>
-        <w:t xml:space="preserve">            print("  2. Buscar producto         7. Vaciar carrito")</w:t>
-      </w:r>
-    </w:p>
-    <w:p>
-      <w:pPr>
-        <w:spacing w:after="0" w:before="0"/>
-      </w:pPr>
-      <w:r>
-        <w:rPr>
-          <w:rFonts w:ascii="Courier New" w:hAnsi="Courier New" w:eastAsia="Courier New"/>
-          <w:sz w:val="16"/>
-        </w:rPr>
-        <w:t xml:space="preserve">            print("  3. Agregar al carrito      8. Finalizar compra")</w:t>
-      </w:r>
-    </w:p>
-    <w:p>
-      <w:pPr>
-        <w:spacing w:after="0" w:before="0"/>
-      </w:pPr>
-      <w:r>
-        <w:rPr>
-          <w:rFonts w:ascii="Courier New" w:hAnsi="Courier New" w:eastAsia="Courier New"/>
-          <w:sz w:val="16"/>
-        </w:rPr>
-        <w:t xml:space="preserve">            print("  4. Ver carrito             9. Salir")</w:t>
-      </w:r>
-    </w:p>
-    <w:p>
-      <w:pPr>
-        <w:spacing w:after="0" w:before="0"/>
-      </w:pPr>
-      <w:r>
-        <w:rPr>
-          <w:rFonts w:ascii="Courier New" w:hAnsi="Courier New" w:eastAsia="Courier New"/>
-          <w:sz w:val="16"/>
-        </w:rPr>
-        <w:t xml:space="preserve">            print("  5. Modificar cantidad")</w:t>
-      </w:r>
-    </w:p>
-    <w:p>
-      <w:pPr>
-        <w:spacing w:after="0" w:before="0"/>
-      </w:pPr>
-      <w:r>
-        <w:rPr>
-          <w:rFonts w:ascii="Courier New" w:hAnsi="Courier New" w:eastAsia="Courier New"/>
-          <w:sz w:val="16"/>
-        </w:rPr>
-        <w:t xml:space="preserve">            opcion = input("Seleccione una opcion: ").strip()</w:t>
-      </w:r>
-    </w:p>
-    <w:p>
-      <w:pPr>
-        <w:spacing w:after="0" w:before="0"/>
-      </w:pPr>
-      <w:r>
-        <w:rPr>
-          <w:rFonts w:ascii="Courier New" w:hAnsi="Courier New" w:eastAsia="Courier New"/>
-          <w:sz w:val="16"/>
-        </w:rPr>
-        <w:t xml:space="preserve"> </w:t>
-      </w:r>
-    </w:p>
-    <w:p>
-      <w:pPr>
-        <w:spacing w:after="0" w:before="0"/>
-      </w:pPr>
-      <w:r>
-        <w:rPr>
-          <w:rFonts w:ascii="Courier New" w:hAnsi="Courier New" w:eastAsia="Courier New"/>
-          <w:sz w:val="16"/>
-        </w:rPr>
-        <w:t xml:space="preserve">            if opcion == "1":</w:t>
-      </w:r>
-    </w:p>
-    <w:p>
-      <w:pPr>
-        <w:spacing w:after="0" w:before="0"/>
-      </w:pPr>
-      <w:r>
-        <w:rPr>
-          <w:rFonts w:ascii="Courier New" w:hAnsi="Courier New" w:eastAsia="Courier New"/>
-          <w:sz w:val="16"/>
-        </w:rPr>
-        <w:t xml:space="preserve">                self.catalogo.mostrar()</w:t>
-      </w:r>
-    </w:p>
-    <w:p>
-      <w:pPr>
-        <w:spacing w:after="0" w:before="0"/>
-      </w:pPr>
-      <w:r>
-        <w:rPr>
-          <w:rFonts w:ascii="Courier New" w:hAnsi="Courier New" w:eastAsia="Courier New"/>
-          <w:sz w:val="16"/>
-        </w:rPr>
-        <w:t xml:space="preserve">            elif opcion == "2":</w:t>
-      </w:r>
-    </w:p>
-    <w:p>
-      <w:pPr>
-        <w:spacing w:after="0" w:before="0"/>
-      </w:pPr>
-      <w:r>
-        <w:rPr>
-          <w:rFonts w:ascii="Courier New" w:hAnsi="Courier New" w:eastAsia="Courier New"/>
-          <w:sz w:val="16"/>
-        </w:rPr>
-        <w:t xml:space="preserve">                self.buscar_producto()</w:t>
-      </w:r>
-    </w:p>
-    <w:p>
-      <w:pPr>
-        <w:spacing w:after="0" w:before="0"/>
-      </w:pPr>
-      <w:r>
-        <w:rPr>
-          <w:rFonts w:ascii="Courier New" w:hAnsi="Courier New" w:eastAsia="Courier New"/>
-          <w:sz w:val="16"/>
-        </w:rPr>
-        <w:t xml:space="preserve">            elif opcion == "3":</w:t>
-      </w:r>
-    </w:p>
-    <w:p>
-      <w:pPr>
-        <w:spacing w:after="0" w:before="0"/>
-      </w:pPr>
-      <w:r>
-        <w:rPr>
-          <w:rFonts w:ascii="Courier New" w:hAnsi="Courier New" w:eastAsia="Courier New"/>
-          <w:sz w:val="16"/>
-        </w:rPr>
-        <w:t xml:space="preserve">                self.agregar_producto()</w:t>
-      </w:r>
-    </w:p>
-    <w:p>
-      <w:pPr>
-        <w:spacing w:after="0" w:before="0"/>
-      </w:pPr>
-      <w:r>
-        <w:rPr>
-          <w:rFonts w:ascii="Courier New" w:hAnsi="Courier New" w:eastAsia="Courier New"/>
-          <w:sz w:val="16"/>
-        </w:rPr>
-        <w:t xml:space="preserve">            elif opcion == "4":</w:t>
-      </w:r>
-    </w:p>
-    <w:p>
-      <w:pPr>
-        <w:spacing w:after="0" w:before="0"/>
-      </w:pPr>
-      <w:r>
-        <w:rPr>
-          <w:rFonts w:ascii="Courier New" w:hAnsi="Courier New" w:eastAsia="Courier New"/>
-          <w:sz w:val="16"/>
-        </w:rPr>
-        <w:t xml:space="preserve">                self.carrito.mostrar()</w:t>
-      </w:r>
-    </w:p>
-    <w:p>
-      <w:pPr>
-        <w:spacing w:after="0" w:before="0"/>
-      </w:pPr>
-      <w:r>
-        <w:rPr>
-          <w:rFonts w:ascii="Courier New" w:hAnsi="Courier New" w:eastAsia="Courier New"/>
-          <w:sz w:val="16"/>
-        </w:rPr>
-        <w:t xml:space="preserve">            elif opcion == "5":</w:t>
-      </w:r>
-    </w:p>
-    <w:p>
-      <w:pPr>
-        <w:spacing w:after="0" w:before="0"/>
-      </w:pPr>
-      <w:r>
-        <w:rPr>
-          <w:rFonts w:ascii="Courier New" w:hAnsi="Courier New" w:eastAsia="Courier New"/>
-          <w:sz w:val="16"/>
-        </w:rPr>
-        <w:t xml:space="preserve">                self.modificar_cantidad()</w:t>
-      </w:r>
-    </w:p>
-    <w:p>
-      <w:pPr>
-        <w:spacing w:after="0" w:before="0"/>
-      </w:pPr>
-      <w:r>
-        <w:rPr>
-          <w:rFonts w:ascii="Courier New" w:hAnsi="Courier New" w:eastAsia="Courier New"/>
-          <w:sz w:val="16"/>
-        </w:rPr>
-        <w:t xml:space="preserve">            elif opcion == "6":</w:t>
-      </w:r>
-    </w:p>
-    <w:p>
-      <w:pPr>
-        <w:spacing w:after="0" w:before="0"/>
-      </w:pPr>
-      <w:r>
-        <w:rPr>
-          <w:rFonts w:ascii="Courier New" w:hAnsi="Courier New" w:eastAsia="Courier New"/>
-          <w:sz w:val="16"/>
-        </w:rPr>
-        <w:t xml:space="preserve">                self.eliminar_producto()</w:t>
-      </w:r>
-    </w:p>
-    <w:p>
-      <w:pPr>
-        <w:spacing w:after="0" w:before="0"/>
-      </w:pPr>
-      <w:r>
-        <w:rPr>
-          <w:rFonts w:ascii="Courier New" w:hAnsi="Courier New" w:eastAsia="Courier New"/>
-          <w:sz w:val="16"/>
-        </w:rPr>
-        <w:t xml:space="preserve">            elif opcion == "7":</w:t>
-      </w:r>
-    </w:p>
-    <w:p>
-      <w:pPr>
-        <w:spacing w:after="0" w:before="0"/>
-      </w:pPr>
-      <w:r>
-        <w:rPr>
-          <w:rFonts w:ascii="Courier New" w:hAnsi="Courier New" w:eastAsia="Courier New"/>
-          <w:sz w:val="16"/>
-        </w:rPr>
-        <w:t xml:space="preserve">                self.vaciar_carrito()</w:t>
-      </w:r>
-    </w:p>
-    <w:p>
-      <w:pPr>
-        <w:spacing w:after="0" w:before="0"/>
-      </w:pPr>
-      <w:r>
-        <w:rPr>
-          <w:rFonts w:ascii="Courier New" w:hAnsi="Courier New" w:eastAsia="Courier New"/>
-          <w:sz w:val="16"/>
-        </w:rPr>
-        <w:t xml:space="preserve">            elif opcion == "8":</w:t>
-      </w:r>
-    </w:p>
-    <w:p>
-      <w:pPr>
-        <w:spacing w:after="0" w:before="0"/>
-      </w:pPr>
-      <w:r>
-        <w:rPr>
-          <w:rFonts w:ascii="Courier New" w:hAnsi="Courier New" w:eastAsia="Courier New"/>
-          <w:sz w:val="16"/>
-        </w:rPr>
-        <w:t xml:space="preserve">                self.finalizar_compra()</w:t>
-      </w:r>
-    </w:p>
-    <w:p>
-      <w:pPr>
-        <w:spacing w:after="0" w:before="0"/>
-      </w:pPr>
-      <w:r>
-        <w:rPr>
-          <w:rFonts w:ascii="Courier New" w:hAnsi="Courier New" w:eastAsia="Courier New"/>
-          <w:sz w:val="16"/>
-        </w:rPr>
-        <w:t xml:space="preserve">            elif opcion == "9":</w:t>
-      </w:r>
-    </w:p>
-    <w:p>
-      <w:pPr>
-        <w:spacing w:after="0" w:before="0"/>
-      </w:pPr>
-      <w:r>
-        <w:rPr>
-          <w:rFonts w:ascii="Courier New" w:hAnsi="Courier New" w:eastAsia="Courier New"/>
-          <w:sz w:val="16"/>
-        </w:rPr>
-        <w:t xml:space="preserve">                print("\n  Gracias por usar el programa. Hasta pronto!")</w:t>
+        <w:t xml:space="preserve">                print("\n  Programa finalizado.")</w:t>
       </w:r>
     </w:p>
     <w:p>
@@ -7226,7 +7406,7 @@
               <w:rPr>
                 <w:sz w:val="20"/>
               </w:rPr>
-              <w:t>Se muestran los 6 productos del catalogo</w:t>
+              <w:t>Se muestran los 5 productos del catalogo</w:t>
             </w:r>
           </w:p>
         </w:tc>
@@ -7909,7 +8089,7 @@
               <w:rPr>
                 <w:sz w:val="20"/>
               </w:rPr>
-              <w:t>Escribir "15" en el menu</w:t>
+              <w:t>Escribir "99" en el menu</w:t>
             </w:r>
           </w:p>
         </w:tc>
@@ -8075,7 +8255,7 @@
           <w:rFonts w:ascii="Courier New" w:hAnsi="Courier New" w:eastAsia="Courier New"/>
           <w:sz w:val="18"/>
         </w:rPr>
-        <w:t xml:space="preserve">  1. Mostrar catalogo        6. Eliminar producto</w:t>
+        <w:t xml:space="preserve">  1. Mostrar catalogo</w:t>
       </w:r>
     </w:p>
     <w:p>
@@ -8088,7 +8268,7 @@
           <w:rFonts w:ascii="Courier New" w:hAnsi="Courier New" w:eastAsia="Courier New"/>
           <w:sz w:val="18"/>
         </w:rPr>
-        <w:t xml:space="preserve">  2. Buscar producto         7. Vaciar carrito</w:t>
+        <w:t xml:space="preserve">  2. Buscar producto</w:t>
       </w:r>
     </w:p>
     <w:p>
@@ -8101,7 +8281,7 @@
           <w:rFonts w:ascii="Courier New" w:hAnsi="Courier New" w:eastAsia="Courier New"/>
           <w:sz w:val="18"/>
         </w:rPr>
-        <w:t xml:space="preserve">  3. Agregar al carrito      8. Finalizar compra</w:t>
+        <w:t xml:space="preserve">  3. Agregar producto al carrito</w:t>
       </w:r>
     </w:p>
     <w:p>
@@ -8114,7 +8294,7 @@
           <w:rFonts w:ascii="Courier New" w:hAnsi="Courier New" w:eastAsia="Courier New"/>
           <w:sz w:val="18"/>
         </w:rPr>
-        <w:t xml:space="preserve">  4. Ver carrito             9. Salir</w:t>
+        <w:t xml:space="preserve">  4. Ver carrito</w:t>
       </w:r>
     </w:p>
     <w:p>
@@ -8128,6 +8308,58 @@
           <w:sz w:val="18"/>
         </w:rPr>
         <w:t xml:space="preserve">  5. Modificar cantidad</w:t>
+      </w:r>
+    </w:p>
+    <w:p>
+      <w:pPr>
+        <w:spacing w:after="0" w:before="0"/>
+        <w:ind w:left="360"/>
+      </w:pPr>
+      <w:r>
+        <w:rPr>
+          <w:rFonts w:ascii="Courier New" w:hAnsi="Courier New" w:eastAsia="Courier New"/>
+          <w:sz w:val="18"/>
+        </w:rPr>
+        <w:t xml:space="preserve">  6. Eliminar producto</w:t>
+      </w:r>
+    </w:p>
+    <w:p>
+      <w:pPr>
+        <w:spacing w:after="0" w:before="0"/>
+        <w:ind w:left="360"/>
+      </w:pPr>
+      <w:r>
+        <w:rPr>
+          <w:rFonts w:ascii="Courier New" w:hAnsi="Courier New" w:eastAsia="Courier New"/>
+          <w:sz w:val="18"/>
+        </w:rPr>
+        <w:t xml:space="preserve">  7. Vaciar carrito</w:t>
+      </w:r>
+    </w:p>
+    <w:p>
+      <w:pPr>
+        <w:spacing w:after="0" w:before="0"/>
+        <w:ind w:left="360"/>
+      </w:pPr>
+      <w:r>
+        <w:rPr>
+          <w:rFonts w:ascii="Courier New" w:hAnsi="Courier New" w:eastAsia="Courier New"/>
+          <w:sz w:val="18"/>
+        </w:rPr>
+        <w:t xml:space="preserve">  8. Finalizar compra</w:t>
+      </w:r>
+    </w:p>
+    <w:p>
+      <w:pPr>
+        <w:spacing w:after="0" w:before="0"/>
+        <w:ind w:left="360"/>
+      </w:pPr>
+      <w:r>
+        <w:rPr>
+          <w:rFonts w:ascii="Courier New" w:hAnsi="Courier New" w:eastAsia="Courier New"/>
+          <w:sz w:val="18"/>
+        </w:rPr>
+        <w:t xml:space="preserve">  9. Salir</w:t>
       </w:r>
     </w:p>
     <w:p>
@@ -8179,6 +8411,19 @@
           <w:rFonts w:ascii="Courier New" w:hAnsi="Courier New" w:eastAsia="Courier New"/>
           <w:sz w:val="18"/>
         </w:rPr>
+        <w:t xml:space="preserve">  ----------------------------------------------</w:t>
+      </w:r>
+    </w:p>
+    <w:p>
+      <w:pPr>
+        <w:spacing w:after="0" w:before="0"/>
+        <w:ind w:left="360"/>
+      </w:pPr>
+      <w:r>
+        <w:rPr>
+          <w:rFonts w:ascii="Courier New" w:hAnsi="Courier New" w:eastAsia="Courier New"/>
+          <w:sz w:val="18"/>
+        </w:rPr>
         <w:t xml:space="preserve">  ID | Producto     | Categoria      | Precio</w:t>
       </w:r>
     </w:p>
@@ -8270,7 +8515,7 @@
           <w:rFonts w:ascii="Courier New" w:hAnsi="Courier New" w:eastAsia="Courier New"/>
           <w:sz w:val="18"/>
         </w:rPr>
-        <w:t xml:space="preserve">  6  | Laptop       | Electronica    | $12500</w:t>
+        <w:t xml:space="preserve">  ----------------------------------------------</w:t>
       </w:r>
     </w:p>
     <w:p>
@@ -8335,7 +8580,7 @@
           <w:rFonts w:ascii="Courier New" w:hAnsi="Courier New" w:eastAsia="Courier New"/>
           <w:sz w:val="18"/>
         </w:rPr>
-        <w:t xml:space="preserve">  ID: 3   Producto: Monitor</w:t>
+        <w:t xml:space="preserve">  ID del producto: 3</w:t>
       </w:r>
     </w:p>
     <w:p>
@@ -8348,7 +8593,7 @@
           <w:rFonts w:ascii="Courier New" w:hAnsi="Courier New" w:eastAsia="Courier New"/>
           <w:sz w:val="18"/>
         </w:rPr>
-        <w:t xml:space="preserve">  Categoria: Electronica   Precio: $3200</w:t>
+        <w:t xml:space="preserve">  Producto: Monitor</w:t>
       </w:r>
     </w:p>
     <w:p>
@@ -8361,6 +8606,32 @@
           <w:rFonts w:ascii="Courier New" w:hAnsi="Courier New" w:eastAsia="Courier New"/>
           <w:sz w:val="18"/>
         </w:rPr>
+        <w:t xml:space="preserve">  Categoria: Electronica</w:t>
+      </w:r>
+    </w:p>
+    <w:p>
+      <w:pPr>
+        <w:spacing w:after="0" w:before="0"/>
+        <w:ind w:left="360"/>
+      </w:pPr>
+      <w:r>
+        <w:rPr>
+          <w:rFonts w:ascii="Courier New" w:hAnsi="Courier New" w:eastAsia="Courier New"/>
+          <w:sz w:val="18"/>
+        </w:rPr>
+        <w:t xml:space="preserve">  Precio: $3200</w:t>
+      </w:r>
+    </w:p>
+    <w:p>
+      <w:pPr>
+        <w:spacing w:after="0" w:before="0"/>
+        <w:ind w:left="360"/>
+      </w:pPr>
+      <w:r>
+        <w:rPr>
+          <w:rFonts w:ascii="Courier New" w:hAnsi="Courier New" w:eastAsia="Courier New"/>
+          <w:sz w:val="18"/>
+        </w:rPr>
         <w:t xml:space="preserve"> </w:t>
       </w:r>
     </w:p>
@@ -8413,7 +8684,7 @@
           <w:rFonts w:ascii="Courier New" w:hAnsi="Courier New" w:eastAsia="Courier New"/>
           <w:sz w:val="18"/>
         </w:rPr>
-        <w:t xml:space="preserve">  ID: 3   Producto: Monitor</w:t>
+        <w:t xml:space="preserve">  ID del producto: 3</w:t>
       </w:r>
     </w:p>
     <w:p>
@@ -8426,7 +8697,33 @@
           <w:rFonts w:ascii="Courier New" w:hAnsi="Courier New" w:eastAsia="Courier New"/>
           <w:sz w:val="18"/>
         </w:rPr>
-        <w:t xml:space="preserve">  Categoria: Electronica   Precio: $3200</w:t>
+        <w:t xml:space="preserve">  Producto: Monitor</w:t>
+      </w:r>
+    </w:p>
+    <w:p>
+      <w:pPr>
+        <w:spacing w:after="0" w:before="0"/>
+        <w:ind w:left="360"/>
+      </w:pPr>
+      <w:r>
+        <w:rPr>
+          <w:rFonts w:ascii="Courier New" w:hAnsi="Courier New" w:eastAsia="Courier New"/>
+          <w:sz w:val="18"/>
+        </w:rPr>
+        <w:t xml:space="preserve">  Categoria: Electronica</w:t>
+      </w:r>
+    </w:p>
+    <w:p>
+      <w:pPr>
+        <w:spacing w:after="0" w:before="0"/>
+        <w:ind w:left="360"/>
+      </w:pPr>
+      <w:r>
+        <w:rPr>
+          <w:rFonts w:ascii="Courier New" w:hAnsi="Courier New" w:eastAsia="Courier New"/>
+          <w:sz w:val="18"/>
+        </w:rPr>
+        <w:t xml:space="preserve">  Precio: $3200</w:t>
       </w:r>
     </w:p>
     <w:p>
@@ -8517,7 +8814,7 @@
           <w:rFonts w:ascii="Courier New" w:hAnsi="Courier New" w:eastAsia="Courier New"/>
           <w:sz w:val="18"/>
         </w:rPr>
-        <w:t>ID o nombre del producto a agregar: 1</w:t>
+        <w:t>ID del producto: 1</w:t>
       </w:r>
     </w:p>
     <w:p>
@@ -8530,7 +8827,7 @@
           <w:rFonts w:ascii="Courier New" w:hAnsi="Courier New" w:eastAsia="Courier New"/>
           <w:sz w:val="18"/>
         </w:rPr>
-        <w:t xml:space="preserve">  Producto: Teclado   Precio unitario: $450</w:t>
+        <w:t xml:space="preserve">  Producto: Teclado</w:t>
       </w:r>
     </w:p>
     <w:p>
@@ -8543,6 +8840,19 @@
           <w:rFonts w:ascii="Courier New" w:hAnsi="Courier New" w:eastAsia="Courier New"/>
           <w:sz w:val="18"/>
         </w:rPr>
+        <w:t xml:space="preserve">  Precio unitario: $450</w:t>
+      </w:r>
+    </w:p>
+    <w:p>
+      <w:pPr>
+        <w:spacing w:after="0" w:before="0"/>
+        <w:ind w:left="360"/>
+      </w:pPr>
+      <w:r>
+        <w:rPr>
+          <w:rFonts w:ascii="Courier New" w:hAnsi="Courier New" w:eastAsia="Courier New"/>
+          <w:sz w:val="18"/>
+        </w:rPr>
         <w:t xml:space="preserve">  Cantidad: 2</w:t>
       </w:r>
     </w:p>
@@ -8556,6 +8866,19 @@
           <w:rFonts w:ascii="Courier New" w:hAnsi="Courier New" w:eastAsia="Courier New"/>
           <w:sz w:val="18"/>
         </w:rPr>
+        <w:t xml:space="preserve"> </w:t>
+      </w:r>
+    </w:p>
+    <w:p>
+      <w:pPr>
+        <w:spacing w:after="0" w:before="0"/>
+        <w:ind w:left="360"/>
+      </w:pPr>
+      <w:r>
+        <w:rPr>
+          <w:rFonts w:ascii="Courier New" w:hAnsi="Courier New" w:eastAsia="Courier New"/>
+          <w:sz w:val="18"/>
+        </w:rPr>
         <w:t xml:space="preserve">  Producto agregado al carrito!</w:t>
       </w:r>
     </w:p>
@@ -8608,7 +8931,7 @@
           <w:rFonts w:ascii="Courier New" w:hAnsi="Courier New" w:eastAsia="Courier New"/>
           <w:sz w:val="18"/>
         </w:rPr>
-        <w:t>ID o nombre del producto a agregar: mouse</w:t>
+        <w:t>ID del producto: mouse</w:t>
       </w:r>
     </w:p>
     <w:p>
@@ -8621,7 +8944,7 @@
           <w:rFonts w:ascii="Courier New" w:hAnsi="Courier New" w:eastAsia="Courier New"/>
           <w:sz w:val="18"/>
         </w:rPr>
-        <w:t xml:space="preserve">  Producto: Mouse   Precio unitario: $250</w:t>
+        <w:t xml:space="preserve">  Producto: Mouse</w:t>
       </w:r>
     </w:p>
     <w:p>
@@ -8634,7 +8957,33 @@
           <w:rFonts w:ascii="Courier New" w:hAnsi="Courier New" w:eastAsia="Courier New"/>
           <w:sz w:val="18"/>
         </w:rPr>
+        <w:t xml:space="preserve">  Precio unitario: $250</w:t>
+      </w:r>
+    </w:p>
+    <w:p>
+      <w:pPr>
+        <w:spacing w:after="0" w:before="0"/>
+        <w:ind w:left="360"/>
+      </w:pPr>
+      <w:r>
+        <w:rPr>
+          <w:rFonts w:ascii="Courier New" w:hAnsi="Courier New" w:eastAsia="Courier New"/>
+          <w:sz w:val="18"/>
+        </w:rPr>
         <w:t xml:space="preserve">  Cantidad: 1</w:t>
+      </w:r>
+    </w:p>
+    <w:p>
+      <w:pPr>
+        <w:spacing w:after="0" w:before="0"/>
+        <w:ind w:left="360"/>
+      </w:pPr>
+      <w:r>
+        <w:rPr>
+          <w:rFonts w:ascii="Courier New" w:hAnsi="Courier New" w:eastAsia="Courier New"/>
+          <w:sz w:val="18"/>
+        </w:rPr>
+        <w:t xml:space="preserve"> </w:t>
       </w:r>
     </w:p>
     <w:p>
@@ -8712,6 +9061,19 @@
           <w:rFonts w:ascii="Courier New" w:hAnsi="Courier New" w:eastAsia="Courier New"/>
           <w:sz w:val="18"/>
         </w:rPr>
+        <w:t xml:space="preserve">  ------------------------------------------------</w:t>
+      </w:r>
+    </w:p>
+    <w:p>
+      <w:pPr>
+        <w:spacing w:after="0" w:before="0"/>
+        <w:ind w:left="360"/>
+      </w:pPr>
+      <w:r>
+        <w:rPr>
+          <w:rFonts w:ascii="Courier New" w:hAnsi="Courier New" w:eastAsia="Courier New"/>
+          <w:sz w:val="18"/>
+        </w:rPr>
         <w:t xml:space="preserve">  ID | Producto     | Precio | Cant. | Subtotal</w:t>
       </w:r>
     </w:p>
@@ -8777,7 +9139,7 @@
           <w:rFonts w:ascii="Courier New" w:hAnsi="Courier New" w:eastAsia="Courier New"/>
           <w:sz w:val="18"/>
         </w:rPr>
-        <w:t xml:space="preserve">  TOTAL: $1150</w:t>
+        <w:t xml:space="preserve">                                      TOTAL: $1150</w:t>
       </w:r>
     </w:p>
     <w:p>
@@ -8829,7 +9191,7 @@
           <w:rFonts w:ascii="Courier New" w:hAnsi="Courier New" w:eastAsia="Courier New"/>
           <w:sz w:val="18"/>
         </w:rPr>
-        <w:t>ID o nombre del producto a modificar: 1</w:t>
+        <w:t>ID del producto a modificar: 1</w:t>
       </w:r>
     </w:p>
     <w:p>
@@ -8842,7 +9204,7 @@
           <w:rFonts w:ascii="Courier New" w:hAnsi="Courier New" w:eastAsia="Courier New"/>
           <w:sz w:val="18"/>
         </w:rPr>
-        <w:t xml:space="preserve">  Producto: Teclado   Cantidad actual: 2</w:t>
+        <w:t xml:space="preserve">  Producto: Teclado</w:t>
       </w:r>
     </w:p>
     <w:p>
@@ -8855,6 +9217,19 @@
           <w:rFonts w:ascii="Courier New" w:hAnsi="Courier New" w:eastAsia="Courier New"/>
           <w:sz w:val="18"/>
         </w:rPr>
+        <w:t xml:space="preserve">  Cantidad actual: 2</w:t>
+      </w:r>
+    </w:p>
+    <w:p>
+      <w:pPr>
+        <w:spacing w:after="0" w:before="0"/>
+        <w:ind w:left="360"/>
+      </w:pPr>
+      <w:r>
+        <w:rPr>
+          <w:rFonts w:ascii="Courier New" w:hAnsi="Courier New" w:eastAsia="Courier New"/>
+          <w:sz w:val="18"/>
+        </w:rPr>
         <w:t xml:space="preserve">  Nueva cantidad: 3</w:t>
       </w:r>
     </w:p>
@@ -8868,6 +9243,19 @@
           <w:rFonts w:ascii="Courier New" w:hAnsi="Courier New" w:eastAsia="Courier New"/>
           <w:sz w:val="18"/>
         </w:rPr>
+        <w:t xml:space="preserve"> </w:t>
+      </w:r>
+    </w:p>
+    <w:p>
+      <w:pPr>
+        <w:spacing w:after="0" w:before="0"/>
+        <w:ind w:left="360"/>
+      </w:pPr>
+      <w:r>
+        <w:rPr>
+          <w:rFonts w:ascii="Courier New" w:hAnsi="Courier New" w:eastAsia="Courier New"/>
+          <w:sz w:val="18"/>
+        </w:rPr>
         <w:t xml:space="preserve">  Cantidad actualizada!</w:t>
       </w:r>
     </w:p>
@@ -8881,7 +9269,20 @@
           <w:rFonts w:ascii="Courier New" w:hAnsi="Courier New" w:eastAsia="Courier New"/>
           <w:sz w:val="18"/>
         </w:rPr>
-        <w:t xml:space="preserve">  Nuevo subtotal: $1350   Nuevo total: $1600</w:t>
+        <w:t xml:space="preserve">  Nuevo subtotal: $1350</w:t>
+      </w:r>
+    </w:p>
+    <w:p>
+      <w:pPr>
+        <w:spacing w:after="0" w:before="0"/>
+        <w:ind w:left="360"/>
+      </w:pPr>
+      <w:r>
+        <w:rPr>
+          <w:rFonts w:ascii="Courier New" w:hAnsi="Courier New" w:eastAsia="Courier New"/>
+          <w:sz w:val="18"/>
+        </w:rPr>
+        <w:t xml:space="preserve">  Nuevo total:    $1600</w:t>
       </w:r>
     </w:p>
     <w:p>
@@ -8933,7 +9334,7 @@
           <w:rFonts w:ascii="Courier New" w:hAnsi="Courier New" w:eastAsia="Courier New"/>
           <w:sz w:val="18"/>
         </w:rPr>
-        <w:t>ID o nombre del producto a eliminar: mouse</w:t>
+        <w:t>ID del producto a eliminar: mouse</w:t>
       </w:r>
     </w:p>
     <w:p>
@@ -8946,7 +9347,7 @@
           <w:rFonts w:ascii="Courier New" w:hAnsi="Courier New" w:eastAsia="Courier New"/>
           <w:sz w:val="18"/>
         </w:rPr>
-        <w:t xml:space="preserve">  Seguro que desea eliminar Mouse? (s/n): s</w:t>
+        <w:t xml:space="preserve">  Producto: Mouse</w:t>
       </w:r>
     </w:p>
     <w:p>
@@ -8959,6 +9360,32 @@
           <w:rFonts w:ascii="Courier New" w:hAnsi="Courier New" w:eastAsia="Courier New"/>
           <w:sz w:val="18"/>
         </w:rPr>
+        <w:t xml:space="preserve">  Esta seguro que desea eliminar este producto? (s/n): s</w:t>
+      </w:r>
+    </w:p>
+    <w:p>
+      <w:pPr>
+        <w:spacing w:after="0" w:before="0"/>
+        <w:ind w:left="360"/>
+      </w:pPr>
+      <w:r>
+        <w:rPr>
+          <w:rFonts w:ascii="Courier New" w:hAnsi="Courier New" w:eastAsia="Courier New"/>
+          <w:sz w:val="18"/>
+        </w:rPr>
+        <w:t xml:space="preserve"> </w:t>
+      </w:r>
+    </w:p>
+    <w:p>
+      <w:pPr>
+        <w:spacing w:after="0" w:before="0"/>
+        <w:ind w:left="360"/>
+      </w:pPr>
+      <w:r>
+        <w:rPr>
+          <w:rFonts w:ascii="Courier New" w:hAnsi="Courier New" w:eastAsia="Courier New"/>
+          <w:sz w:val="18"/>
+        </w:rPr>
         <w:t xml:space="preserve">  Producto eliminado del carrito!</w:t>
       </w:r>
     </w:p>
@@ -9024,6 +9451,19 @@
           <w:rFonts w:ascii="Courier New" w:hAnsi="Courier New" w:eastAsia="Courier New"/>
           <w:sz w:val="18"/>
         </w:rPr>
+        <w:t xml:space="preserve">  ------------------------------------------------</w:t>
+      </w:r>
+    </w:p>
+    <w:p>
+      <w:pPr>
+        <w:spacing w:after="0" w:before="0"/>
+        <w:ind w:left="360"/>
+      </w:pPr>
+      <w:r>
+        <w:rPr>
+          <w:rFonts w:ascii="Courier New" w:hAnsi="Courier New" w:eastAsia="Courier New"/>
+          <w:sz w:val="18"/>
+        </w:rPr>
         <w:t xml:space="preserve">  ID | Producto     | Precio | Cant. | Subtotal</w:t>
       </w:r>
     </w:p>
@@ -9076,7 +9516,7 @@
           <w:rFonts w:ascii="Courier New" w:hAnsi="Courier New" w:eastAsia="Courier New"/>
           <w:sz w:val="18"/>
         </w:rPr>
-        <w:t xml:space="preserve">  TOTAL: $1350</w:t>
+        <w:t xml:space="preserve">                                      TOTAL: $1350</w:t>
       </w:r>
     </w:p>
     <w:p/>
@@ -9102,7 +9542,20 @@
           <w:rFonts w:ascii="Courier New" w:hAnsi="Courier New" w:eastAsia="Courier New"/>
           <w:sz w:val="18"/>
         </w:rPr>
-        <w:t xml:space="preserve">  Seguro que desea vaciar el carrito? (s/n): s</w:t>
+        <w:t xml:space="preserve">  Esta seguro que desea vaciar el carrito? (s/n): s</w:t>
+      </w:r>
+    </w:p>
+    <w:p>
+      <w:pPr>
+        <w:spacing w:after="0" w:before="0"/>
+        <w:ind w:left="360"/>
+      </w:pPr>
+      <w:r>
+        <w:rPr>
+          <w:rFonts w:ascii="Courier New" w:hAnsi="Courier New" w:eastAsia="Courier New"/>
+          <w:sz w:val="18"/>
+        </w:rPr>
+        <w:t xml:space="preserve"> </w:t>
       </w:r>
     </w:p>
     <w:p>
@@ -9219,6 +9672,19 @@
           <w:rFonts w:ascii="Courier New" w:hAnsi="Courier New" w:eastAsia="Courier New"/>
           <w:sz w:val="18"/>
         </w:rPr>
+        <w:t xml:space="preserve">  ----------------------------------------</w:t>
+      </w:r>
+    </w:p>
+    <w:p>
+      <w:pPr>
+        <w:spacing w:after="0" w:before="0"/>
+        <w:ind w:left="360"/>
+      </w:pPr>
+      <w:r>
+        <w:rPr>
+          <w:rFonts w:ascii="Courier New" w:hAnsi="Courier New" w:eastAsia="Courier New"/>
+          <w:sz w:val="18"/>
+        </w:rPr>
         <w:t xml:space="preserve">  ID | Producto     | Cant. | Subtotal</w:t>
       </w:r>
     </w:p>
@@ -9284,7 +9750,7 @@
           <w:rFonts w:ascii="Courier New" w:hAnsi="Courier New" w:eastAsia="Courier New"/>
           <w:sz w:val="18"/>
         </w:rPr>
-        <w:t xml:space="preserve">  Productos distintos: 2</w:t>
+        <w:t xml:space="preserve">  Productos:     2</w:t>
       </w:r>
     </w:p>
     <w:p>
@@ -9297,7 +9763,7 @@
           <w:rFonts w:ascii="Courier New" w:hAnsi="Courier New" w:eastAsia="Courier New"/>
           <w:sz w:val="18"/>
         </w:rPr>
-        <w:t xml:space="preserve">  Total de articulos:  4</w:t>
+        <w:t xml:space="preserve">  Articulos:     4</w:t>
       </w:r>
     </w:p>
     <w:p>
@@ -9310,7 +9776,7 @@
           <w:rFonts w:ascii="Courier New" w:hAnsi="Courier New" w:eastAsia="Courier New"/>
           <w:sz w:val="18"/>
         </w:rPr>
-        <w:t xml:space="preserve">  Total a pagar:       $4550</w:t>
+        <w:t xml:space="preserve">  Total a pagar: $4550</w:t>
       </w:r>
     </w:p>
     <w:p>
@@ -9336,7 +9802,7 @@
           <w:rFonts w:ascii="Courier New" w:hAnsi="Courier New" w:eastAsia="Courier New"/>
           <w:sz w:val="18"/>
         </w:rPr>
-        <w:t xml:space="preserve">  Gracias por su compra!</w:t>
+        <w:t xml:space="preserve">  Gracias por su compra.</w:t>
       </w:r>
     </w:p>
     <w:p>
@@ -9388,7 +9854,7 @@
           <w:rFonts w:ascii="Courier New" w:hAnsi="Courier New" w:eastAsia="Courier New"/>
           <w:sz w:val="18"/>
         </w:rPr>
-        <w:t>Seleccione una opcion: 15</w:t>
+        <w:t>Seleccione una opcion: 99</w:t>
       </w:r>
     </w:p>
     <w:p>
@@ -9544,7 +10010,46 @@
           <w:rFonts w:ascii="Courier New" w:hAnsi="Courier New" w:eastAsia="Courier New"/>
           <w:sz w:val="18"/>
         </w:rPr>
-        <w:t xml:space="preserve">  Gracias por usar el programa. Hasta pronto!</w:t>
+        <w:t xml:space="preserve">  Gracias por usar el programa.</w:t>
+      </w:r>
+    </w:p>
+    <w:p>
+      <w:pPr>
+        <w:spacing w:after="0" w:before="0"/>
+        <w:ind w:left="360"/>
+      </w:pPr>
+      <w:r>
+        <w:rPr>
+          <w:rFonts w:ascii="Courier New" w:hAnsi="Courier New" w:eastAsia="Courier New"/>
+          <w:sz w:val="18"/>
+        </w:rPr>
+        <w:t xml:space="preserve">  Hasta pronto!</w:t>
+      </w:r>
+    </w:p>
+    <w:p>
+      <w:pPr>
+        <w:spacing w:after="0" w:before="0"/>
+        <w:ind w:left="360"/>
+      </w:pPr>
+      <w:r>
+        <w:rPr>
+          <w:rFonts w:ascii="Courier New" w:hAnsi="Courier New" w:eastAsia="Courier New"/>
+          <w:sz w:val="18"/>
+        </w:rPr>
+        <w:t xml:space="preserve"> </w:t>
+      </w:r>
+    </w:p>
+    <w:p>
+      <w:pPr>
+        <w:spacing w:after="0" w:before="0"/>
+        <w:ind w:left="360"/>
+      </w:pPr>
+      <w:r>
+        <w:rPr>
+          <w:rFonts w:ascii="Courier New" w:hAnsi="Courier New" w:eastAsia="Courier New"/>
+          <w:sz w:val="18"/>
+        </w:rPr>
+        <w:t xml:space="preserve">  Programa finalizado.</w:t>
       </w:r>
     </w:p>
     <w:p/>
